--- a/docs/간호인력연구_중간보고_3_쉬운설명글.docx
+++ b/docs/간호인력연구_중간보고_3_쉬운설명글.docx
@@ -162,7 +162,7 @@
                 <w:rFonts w:eastAsia="Malgun Gothic" w:ascii="Malgun Gothic" w:hAnsi="Malgun Gothic"/>
                 <w:sz w:val="19"/>
               </w:rPr>
-              <w:t>2026-09-15 (세밀 지도 완료 2026-09-14 · 통계·원고 초안 2026-09-14~15)</w:t>
+              <w:t>2026-09-19 (세밀 지도 09-14 · 보강 계산 09-19 · 검증 계산 09-19 · 최종 분석·원고 v0.2 09-19)</w:t>
             </w:r>
           </w:p>
         </w:tc>
@@ -195,7 +195,7 @@
                 <w:rFonts w:eastAsia="Malgun Gothic" w:ascii="Malgun Gothic" w:hAnsi="Malgun Gothic"/>
                 <w:sz w:val="19"/>
               </w:rPr>
-              <w:t>약 45분. 0장(5분 요약)만 먼저 읽고 나머지는 필요할 때 펼쳐 봐도 됩니다. 새로 생긴 결과는 5-9절에 모아 두었습니다.</w:t>
+              <w:t>약 50분. 0장(5분 요약)만 먼저 읽고 나머지는 필요할 때 펼쳐 봐도 됩니다. 최종 결과는 5-9절과 5-10절에 모아 두었습니다.</w:t>
             </w:r>
           </w:p>
         </w:tc>
@@ -228,7 +228,7 @@
                 <w:rFonts w:eastAsia="Malgun Gothic" w:ascii="Malgun Gothic" w:hAnsi="Malgun Gothic"/>
                 <w:sz w:val="19"/>
               </w:rPr>
-              <w:t>① 쉬운 버전(발표용) · ② 심사용 · 진행 대시보드 · 연구 기록 「51. Research 2.0」·「40. 중간 진행 보고서」 · 2편 원고 초안 v0.1</w:t>
+              <w:t>① 쉬운 버전(발표용) · ② 심사용 · 진행 대시보드 · 연구 기록 「51. Research 2.0」·「40. 중간 진행 보고서」 · 2편 원고 v0.2</w:t>
             </w:r>
           </w:p>
         </w:tc>
@@ -266,7 +266,7 @@
                 <w:rFonts w:eastAsia="Malgun Gothic" w:ascii="Malgun Gothic" w:hAnsi="Malgun Gothic"/>
                 <w:sz w:val="20"/>
               </w:rPr>
-              <w:t>이 글의 약속. 한 병동(매일 낮 5명·저녁 5명·밤 5명이 필요한 병동)을 예로 들어 끝까지 갑니다. 숫자는 모두 연구 기록에서 프로그램이 그대로 옮겼고, 설명을 위해 지어낸 예시는 ‘설명용 예시’라고 표시했습니다. 2편의 결과 숫자는 세밀 지도만으로 낸 ‘중간판’이라 보강·검증 계산 뒤 다시 계산합니다. 장마다 끝에 ‘이 장을 한 줄로’ 상자를 두었으니, 그것만 모아 읽어도 줄거리가 됩니다.</w:t>
+              <w:t>이 글의 약속. 한 병동(매일 낮 5명·저녁 5명·밤 5명이 필요한 병동)을 예로 들어 끝까지 갑니다. 숫자는 모두 연구 기록에서 프로그램이 그대로 옮겼고, 설명을 위해 지어낸 예시는 ‘설명용 예시’라고 표시했습니다. 2편의 계산은 전부 끝났고(세밀 지도 → 보강 → 검증), 이 글의 결과 숫자는 그 최종값입니다. 어느 계산에서 나온 숫자인지 문장마다 적었습니다. 장마다 끝에 ‘이 장을 한 줄로’ 상자를 두었으니, 그것만 모아 읽어도 줄거리가 됩니다.</w:t>
             </w:r>
           </w:p>
         </w:tc>
@@ -341,7 +341,7 @@
         <w:rPr>
           <w:rFonts w:eastAsia="Malgun Gothic" w:ascii="Malgun Gothic" w:hAnsi="Malgun Gothic"/>
         </w:rPr>
-        <w:t>연구는 두 편으로 나뉩니다. 1편은 ‘이 측정 방법을 믿을 수 있는가’를 확인하는 편이고, 2편은 그 방법으로 ‘조건마다 몇 명이 필요한지’를 지도처럼 그리는 편입니다. 1편은 2026년 8월 8일에 계산을 마치고 결과를 확정(봉인)했으며 논문 원고까지 완성했습니다. 2편은 9월 14일에 세밀 지도 계산(713,112건)을 마쳤고, 그 위에서 통계를 내고 논문 초안을 썼습니다. 남은 것은 보강 계산과 검증 계산입니다.</w:t>
+        <w:t>연구는 두 편으로 나뉩니다. 1편은 ‘이 측정 방법을 믿을 수 있는가’를 확인하는 편이고, 2편은 그 방법으로 ‘조건마다 몇 명이 필요한지’를 지도처럼 그리는 편입니다. 1편은 2026년 8월 8일에 계산을 마치고 결과를 확정(봉인)했으며 논문 원고까지 완성했습니다. 2편은 9월 14일에 세밀 지도 계산(713,112건)을 마친 뒤, 9월 19일에 흐린 경계를 더 잰 보강 계산(459,240건)과 지도를 만들 때 쓰지 않은 새 조건으로 채점한 검증 계산(43,292건)까지 마쳤습니다. 계산은 이것으로 전부이고, 최종 통계와 논문 v0.2이 나왔습니다.</w:t>
       </w:r>
     </w:p>
     <w:p>
@@ -394,7 +394,7 @@
           <w:color w:val="444444"/>
           <w:sz w:val="18"/>
         </w:rPr>
-        <w:t>그림 0-1. 2편의 계산 단계와 현재 위치 (2026-09-15)</w:t>
+        <w:t>그림 0-1. 2편의 계산 단계와 현재 위치 (2026-09-19)</w:t>
       </w:r>
     </w:p>
     <w:tbl>
@@ -489,7 +489,7 @@
                 <w:b/>
                 <w:sz w:val="19"/>
               </w:rPr>
-              <w:t>2편 세밀 지도</w:t>
+              <w:t>2편 계산</w:t>
             </w:r>
           </w:p>
         </w:tc>
@@ -504,7 +504,7 @@
                 <w:rFonts w:eastAsia="Malgun Gothic" w:ascii="Malgun Gothic" w:hAnsi="Malgun Gothic"/>
                 <w:sz w:val="19"/>
               </w:rPr>
-              <w:t>병동 조건 300가지를 훑어 경계가 보인 1,382개 칸을 칸당 500번씩 다시 잰 계산이 끝났습니다(오류 0 · 기계 검사 통과). 그 결과를 정해진 통계 계획대로 분석했습니다 — 중간판입니다.</w:t>
+              <w:t>병동 조건 300가지를 훑어 경계가 보인 1,382개 칸을 칸당 500번씩 잰 세밀 지도, 흐린 경계 890칸을 더 잰 보강, 새 조건 48개를 세 칸씩 잰 검증 — 전부 끝났습니다(오류 0 · 기계 검사 전부 통과). 그 결과를 정해진 통계 계획대로 한 번 분석했습니다.</w:t>
             </w:r>
           </w:p>
         </w:tc>
@@ -522,7 +522,7 @@
                 <w:b/>
                 <w:sz w:val="19"/>
               </w:rPr>
-              <w:t>중간판 결과</w:t>
+              <w:t>최종 결과</w:t>
             </w:r>
           </w:p>
         </w:tc>
@@ -537,7 +537,7 @@
                 <w:rFonts w:eastAsia="Malgun Gothic" w:ascii="Malgun Gothic" w:hAnsi="Malgun Gothic"/>
                 <w:sz w:val="19"/>
               </w:rPr>
-              <w:t>① 경계가 창 안에서 확정된 계단은 540개 중 114개(21%) ② 95%는 성공률 곡선의 ‘천장 바로 위’라 두 통계모형이 경계를 다르게 읽는 계단이 절반이 넘음 ③ 규칙 때문에 더 필요한 사람 Δ는 보통 2명(필요 인원의 8%) ④ 1.6 어림셈은 540개 계단 중 506개에서 확정적으로 모자람(부족분 최소 중앙값 4명) ⑤ 다섯 항짜리 짧은 공식이 ±1명 안에 51%를 맞힘(1.6은 12%).</w:t>
+              <w:t>① 세밀 지도에서 경계가 창 안에서 확정된 계단은 540개 중 114개(21%)였고, 보강 뒤에는 최소 인원이 숫자로 정해진 계단이 276개(51%) ② 95%는 성공률 곡선의 ‘천장 바로 위’라 두 통계모형이 경계를 다르게 읽고, 검증 조건의 창 안에서도 성공률이 평평했음 ③ 규칙 때문에 더 필요한 사람 Δ는 보통 3명(필요 인원의 9%) ④ 1.6 어림셈은 540개 계단 중 517개에서 확정적으로 모자람(부족분 최소 중앙값 4명) ⑤ 검증 전에 만들어 둔 다섯 항짜리 공식이 새 조건에서 ±1명 안에 67%를 맞힘(1.6은 10%) ⑥ 다만 새 조건 48개 중 경계가 확정된 것은 21개(44%).</w:t>
             </w:r>
           </w:p>
         </w:tc>
@@ -570,7 +570,7 @@
                 <w:rFonts w:eastAsia="Malgun Gothic" w:ascii="Malgun Gothic" w:hAnsi="Malgun Gothic"/>
                 <w:sz w:val="19"/>
               </w:rPr>
-              <w:t>보강 계산(Stage C · 890칸 · 약 15일 · 선생님 지시 후 시작) → 검증 계산(Stage D · 새 조건 64개) → 같은 프로그램으로 통계를 다시 내어 확정 → 2편 논문 확정·투고. 1편은 투고 승인만 남았습니다.</w:t>
+              <w:t>2편 논문 마무리(저자·소속·이해관계 문안 — 선생님 몫) → 투고. 1편은 투고 승인만 남았습니다. 3편(결근을 버티는 여유 인원) 착수 여부는 선생님이 정하십니다.</w:t>
             </w:r>
           </w:p>
         </w:tc>
@@ -603,7 +603,7 @@
                 <w:rFonts w:eastAsia="Malgun Gothic" w:ascii="Malgun Gothic" w:hAnsi="Malgun Gothic"/>
                 <w:sz w:val="19"/>
               </w:rPr>
-              <w:t>실제 병동의 안전 인원, 환자안전·간호의 질에 대한 결론, 법적 기준. 이 연구는 가상 조건에서 ‘근무표가 짜이는가’만 계산합니다. 중간판 공식도 아직 현장용이 아닙니다.</w:t>
+              <w:t>실제 병동의 안전 인원, 환자안전·간호의 질에 대한 결론, 법적 기준. 이 연구는 가상 조건에서 ‘근무표가 짜이는가’만 계산합니다. 검증을 통과한 공식도 실제 병동 자료로 외부 검증하기 전에는 현장용이 아닙니다.</w:t>
             </w:r>
           </w:p>
         </w:tc>
@@ -649,7 +649,7 @@
                 <w:rFonts w:eastAsia="Malgun Gothic" w:ascii="Malgun Gothic" w:hAnsi="Malgun Gothic"/>
                 <w:sz w:val="20"/>
               </w:rPr>
-              <w:t>하루 인원 산수만으로는 보이지 않던 ‘한 달 근무표의 제약’을 컴퓨터로 드러내는 연구이고, 1편은 끝났고 2편은 지도를 다 그려 중간 답까지 낸 상태입니다.</w:t>
+              <w:t>하루 인원 산수만으로는 보이지 않던 ‘한 달 근무표의 제약’을 컴퓨터로 드러내는 연구이고, 1편은 끝났고 2편은 지도·보강·검증 계산을 모두 마쳐 최종 답을 낸 상태입니다.</w:t>
             </w:r>
           </w:p>
         </w:tc>
@@ -4734,7 +4734,7 @@
                 <w:rFonts w:eastAsia="Malgun Gothic" w:ascii="Malgun Gothic" w:hAnsi="Malgun Gothic"/>
                 <w:sz w:val="18"/>
               </w:rPr>
-              <w:t>지도 위에서 미리 정한 분석 계획을 실행 — 통계모형·산식·요인분해</w:t>
+              <w:t>지도 위에서 미리 정한 분석 계획을 한 번 실행 — 통계모형·산식·요인분해</w:t>
             </w:r>
           </w:p>
         </w:tc>
@@ -4764,7 +4764,7 @@
                 <w:rFonts w:eastAsia="Malgun Gothic" w:ascii="Malgun Gothic" w:hAnsi="Malgun Gothic"/>
                 <w:sz w:val="18"/>
               </w:rPr>
-              <w:t>완료 (09-14) · 중간판</w:t>
+              <w:t>완료 (09-14) · 중간판(보존)</w:t>
             </w:r>
           </w:p>
         </w:tc>
@@ -4797,7 +4797,7 @@
                 <w:rFonts w:eastAsia="Malgun Gothic" w:ascii="Malgun Gothic" w:hAnsi="Malgun Gothic"/>
                 <w:sz w:val="18"/>
               </w:rPr>
-              <w:t>경계가 창을 벗어난 계단·경계 못 찾은 계단·경계 확정 계단을 미리 정한 규칙대로 더 계산 — 890칸</w:t>
+              <w:t>경계가 창을 벗어난 계단·경계 못 찾은 계단·경계 확정 계단을 미리 정한 규칙대로 더 계산 — 890칸 · 459,240건</w:t>
             </w:r>
           </w:p>
         </w:tc>
@@ -4827,7 +4827,7 @@
                 <w:rFonts w:eastAsia="Malgun Gothic" w:ascii="Malgun Gothic" w:hAnsi="Malgun Gothic"/>
                 <w:sz w:val="18"/>
               </w:rPr>
-              <w:t>칸 확정 (09-14) · 시작은 지시 후</w:t>
+              <w:t>완료 (09-15~19) · 오류 0 · 검사 21항 통과</w:t>
             </w:r>
           </w:p>
         </w:tc>
@@ -4845,6 +4845,69 @@
                 <w:b/>
                 <w:sz w:val="18"/>
               </w:rPr>
+              <w:t>분석 동결</w:t>
+            </w:r>
+          </w:p>
+        </w:tc>
+        <w:tc>
+          <w:tcPr>
+            <w:tcW w:type="dxa" w:w="3998"/>
+          </w:tcPr>
+          <w:p>
+            <w:r/>
+            <w:r>
+              <w:rPr>
+                <w:rFonts w:eastAsia="Malgun Gothic" w:ascii="Malgun Gothic" w:hAnsi="Malgun Gothic"/>
+                <w:sz w:val="18"/>
+              </w:rPr>
+              <w:t>공식·채점 규칙·예측표를 검증 결과를 열기 전에 확정하고 지문을 남김</w:t>
+            </w:r>
+          </w:p>
+        </w:tc>
+        <w:tc>
+          <w:tcPr>
+            <w:tcW w:type="dxa" w:w="1674"/>
+          </w:tcPr>
+          <w:p>
+            <w:r/>
+            <w:r>
+              <w:rPr>
+                <w:rFonts w:eastAsia="Malgun Gothic" w:ascii="Malgun Gothic" w:hAnsi="Malgun Gothic"/>
+                <w:sz w:val="18"/>
+              </w:rPr>
+              <w:t>시험 전에 답안지 봉인</w:t>
+            </w:r>
+          </w:p>
+        </w:tc>
+        <w:tc>
+          <w:tcPr>
+            <w:tcW w:type="dxa" w:w="2045"/>
+          </w:tcPr>
+          <w:p>
+            <w:r/>
+            <w:r>
+              <w:rPr>
+                <w:rFonts w:eastAsia="Malgun Gothic" w:ascii="Malgun Gothic" w:hAnsi="Malgun Gothic"/>
+                <w:sz w:val="18"/>
+              </w:rPr>
+              <w:t>완료 (09-19 낮)</w:t>
+            </w:r>
+          </w:p>
+        </w:tc>
+      </w:tr>
+      <w:tr>
+        <w:tc>
+          <w:tcPr>
+            <w:tcW w:type="dxa" w:w="1581"/>
+          </w:tcPr>
+          <w:p>
+            <w:r/>
+            <w:r>
+              <w:rPr>
+                <w:rFonts w:eastAsia="Malgun Gothic" w:ascii="Malgun Gothic" w:hAnsi="Malgun Gothic"/>
+                <w:b/>
+                <w:sz w:val="18"/>
+              </w:rPr>
               <w:t>검증 (Stage D)</w:t>
             </w:r>
           </w:p>
@@ -4860,7 +4923,7 @@
                 <w:rFonts w:eastAsia="Malgun Gothic" w:ascii="Malgun Gothic" w:hAnsi="Malgun Gothic"/>
                 <w:sz w:val="18"/>
               </w:rPr>
-              <w:t>지도를 만들 때 쓰지 않은 새 조건 64개로 지도·산식의 예측을 채점</w:t>
+              <w:t>지도를 만들 때 쓰지 않은 새 조건 48개에서 예측 인원 ±1 세 칸을 각 300회 계산해 채점 — 43,292건</w:t>
             </w:r>
           </w:p>
         </w:tc>
@@ -4890,7 +4953,70 @@
                 <w:rFonts w:eastAsia="Malgun Gothic" w:ascii="Malgun Gothic" w:hAnsi="Malgun Gothic"/>
                 <w:sz w:val="18"/>
               </w:rPr>
-              <w:t>예정 (보강 뒤 자동)</w:t>
+              <w:t>완료 (09-19) · 2.6시간 · 오류 0 · 검사 23항 통과</w:t>
+            </w:r>
+          </w:p>
+        </w:tc>
+      </w:tr>
+      <w:tr>
+        <w:tc>
+          <w:tcPr>
+            <w:tcW w:type="dxa" w:w="1581"/>
+          </w:tcPr>
+          <w:p>
+            <w:r/>
+            <w:r>
+              <w:rPr>
+                <w:rFonts w:eastAsia="Malgun Gothic" w:ascii="Malgun Gothic" w:hAnsi="Malgun Gothic"/>
+                <w:b/>
+                <w:sz w:val="18"/>
+              </w:rPr>
+              <w:t>최종 통계 · 논문</w:t>
+            </w:r>
+          </w:p>
+        </w:tc>
+        <w:tc>
+          <w:tcPr>
+            <w:tcW w:type="dxa" w:w="3998"/>
+          </w:tcPr>
+          <w:p>
+            <w:r/>
+            <w:r>
+              <w:rPr>
+                <w:rFonts w:eastAsia="Malgun Gothic" w:ascii="Malgun Gothic" w:hAnsi="Malgun Gothic"/>
+                <w:sz w:val="18"/>
+              </w:rPr>
+              <w:t>미리 정한 분석을 최종 자료로 한 번 실행 · 검증 채점 · 논문 v0.2</w:t>
+            </w:r>
+          </w:p>
+        </w:tc>
+        <w:tc>
+          <w:tcPr>
+            <w:tcW w:type="dxa" w:w="1674"/>
+          </w:tcPr>
+          <w:p>
+            <w:r/>
+            <w:r>
+              <w:rPr>
+                <w:rFonts w:eastAsia="Malgun Gothic" w:ascii="Malgun Gothic" w:hAnsi="Malgun Gothic"/>
+                <w:sz w:val="18"/>
+              </w:rPr>
+              <w:t>현상한 사진으로 앨범 완성</w:t>
+            </w:r>
+          </w:p>
+        </w:tc>
+        <w:tc>
+          <w:tcPr>
+            <w:tcW w:type="dxa" w:w="2045"/>
+          </w:tcPr>
+          <w:p>
+            <w:r/>
+            <w:r>
+              <w:rPr>
+                <w:rFonts w:eastAsia="Malgun Gothic" w:ascii="Malgun Gothic" w:hAnsi="Malgun Gothic"/>
+                <w:sz w:val="18"/>
+              </w:rPr>
+              <w:t>완료 (09-19 밤)</w:t>
             </w:r>
           </w:p>
         </w:tc>
@@ -4984,7 +5110,7 @@
         <w:pStyle w:val="Heading2"/>
       </w:pPr>
       <w:r>
-        <w:t>5-9. 세밀 지도가 끝나고 알게 된 것 (중간판)</w:t>
+        <w:t>5-9. 지도와 보강을 마치고 알게 된 것 (최종)</w:t>
       </w:r>
     </w:p>
     <w:tbl>
@@ -5009,7 +5135,7 @@
                 <w:rFonts w:eastAsia="Malgun Gothic" w:ascii="Malgun Gothic" w:hAnsi="Malgun Gothic"/>
                 <w:sz w:val="20"/>
               </w:rPr>
-              <w:t>여기부터가 이번 판에서 새로 생긴 내용입니다. 전부 세밀 지도만으로 낸 중간판이고, 보강·검증 계산 뒤 같은 프로그램으로 다시 계산합니다. 95%라는 목표, 판정 규칙, 칸을 고르는 규칙은 결과를 본 뒤 한 글자도 바꾸지 않았습니다.</w:t>
+              <w:t>이 절의 숫자는 세밀 지도와 보강 계산을 합쳐 읽은 540개 계단(‘풀링’)의 최종값입니다. 새 조건으로 채점한 검증 계산은 다음 절(5-10)에 따로 씁니다. 95%라는 목표, 판정 규칙, 칸을 고르는 규칙, 공식은 결과를 본 뒤 한 글자도 바꾸지 않았습니다.</w:t>
             </w:r>
           </w:p>
         </w:tc>
@@ -5030,7 +5156,7 @@
         <w:rPr>
           <w:rFonts w:eastAsia="Malgun Gothic" w:ascii="Malgun Gothic" w:hAnsi="Malgun Gothic"/>
         </w:rPr>
-        <w:t>① 경계를 확정한 계단은 다섯에 하나입니다.</w:t>
+        <w:t>① 세밀 지도에서 경계를 확정한 계단은 다섯에 하나였고, 보강이 절반으로 끌어올렸습니다.</w:t>
       </w:r>
     </w:p>
     <w:p>
@@ -5091,7 +5217,15 @@
         <w:rPr>
           <w:rFonts w:eastAsia="Malgun Gothic" w:ascii="Malgun Gothic" w:hAnsi="Malgun Gothic"/>
         </w:rPr>
-        <w:t>넓은 훑기에서는 540개 계단 전부가 ‘경계를 찾았다’고 했습니다. 칸당 500회로 다시 재니 그 경계가 창 안에서 확정된 것은 114개(21%)였습니다. 225개는 창 세 칸이 모두 95%에 못 미쳤습니다 — 경계는 창보다 위, 즉 훑기가 짚은 것보다 사람이 더 필요합니다. 139개는 반대로 세 칸이 모두 95%를 넘어, 더 적은 인원으로도 될 수 있습니다. 62개는 창 안에서 성공률이 오르내려 경계를 한 점으로 찍을 수 없었습니다(4장에서 본 ‘늘려도 나빠지는’ 현상이 세밀 지도에서도 나타난 것입니다). 훑기가 틀린 것이 아닙니다. 칸당 120회로 잰 경계는 그만큼 흐리고, 그 흐림의 크기를 숫자로 확인한 것입니다. 창을 벗어난 계단은 보강 계산이 창을 위아래로 두 칸씩 넓혀 다시 잽니다.</w:t>
+        <w:t>넓은 훑기에서는 540개 계단 전부가 ‘경계를 찾았다’고 했습니다. 칸당 500회로 다시 재니 그 경계가 창 안에서 확정된 것은 114개(21%)였습니다. 225개는 창 세 칸이 모두 95%에 못 미쳤습니다 — 경계는 창보다 위, 즉 훑기가 짚은 것보다 사람이 더 필요합니다. 139개는 반대로 세 칸이 모두 95%를 넘어, 더 적은 인원으로도 될 수 있습니다. 62개는 창 안에서 성공률이 오르내려 경계를 한 점으로 찍을 수 없었습니다(4장에서 본 ‘늘려도 나빠지는’ 현상이 세밀 지도에서도 나타난 것입니다). 훑기가 틀린 것이 아닙니다. 칸당 120회로 잰 경계는 그만큼 흐리고, 그 흐림의 크기를 숫자로 확인한 것입니다.</w:t>
+      </w:r>
+    </w:p>
+    <w:p>
+      <w:r>
+        <w:rPr>
+          <w:rFonts w:eastAsia="Malgun Gothic" w:ascii="Malgun Gothic" w:hAnsi="Malgun Gothic"/>
+        </w:rPr>
+        <w:t>보강 계산은 이 창을 넓히고 다시 잰 것입니다. 창보다 위였던 225개 계단에 두 칸을 더 얹으니 59개에서 경계가 나타났고 166개는 여전히 95%에 못 미쳤습니다(더 올려도 오르지 않는 계단). 창보다 아래였던 139개에서는 8개, 뒤섞였던 62개에서는 7개가 경계를 찍었습니다. 뜻밖의 발견도 있었습니다 — 세밀 지도에서 경계가 확정됐던 114개를 같은 칸에서 한 번 더 500회씩 재니 66개만 그대로였고, 30개는 경계가 창 위로, 16개는 창 아래로 움직였습니다. 95% 근처에서는 한 번 본 경계가 두 번째에도 같으리라는 보장이 없습니다. 모두 합치면 540개 계단 중 경계가 창 안에서 확정된 것은 140개(26%), 여기에 ‘산수 하한 N₀ 그 자체에서 이미 95%를 넘어 최소 인원 = N₀’로 확정된 136개를 더하면 276개(51%)의 최소 인원이 숫자로 정해졌습니다(세밀 지도만으로는 235개). 나머지는 ‘적어도 몇 명’ 또는 ‘많아야 몇 명’의 범위로 지도에 적습니다.</w:t>
       </w:r>
     </w:p>
     <w:p>
@@ -5160,7 +5294,7 @@
         <w:rPr>
           <w:rFonts w:eastAsia="Malgun Gothic" w:ascii="Malgun Gothic" w:hAnsi="Malgun Gothic"/>
         </w:rPr>
-        <w:t>승격된 계단들의 성공률을 모두 합쳐 보면, 훑기가 짚은 경계 한 칸 아래에서 92.97%, 경계에서 94.24%, 한 칸 위에서 94.52%입니다. 세 값 모두 95% 아래이고, 인원을 한 명 더해 얻는 상승폭은 1%p도 안 됩니다. 통계모형으로 곡선을 그려 보면 산수 하한 위로 4~5명까지는 조금 오르다가 그 뒤로는 평평합니다(전체 폭 약 2%p). 그래서 95%는 곡선의 천장 바로 위에 놓인 목표입니다.</w:t>
+        <w:t>보강까지 합친 계단들의 성공률을 모두 모아 보면, 훑기가 짚은 경계 한 칸 아래에서 93.09%, 경계에서 94.34%, 한 칸 위에서 94.59%, 두 칸·세 칸 위에서도 93.53%·93.38%입니다. 전부 95% 아래이고, 인원을 더 얹어도 오르지 않습니다. 통계모형으로 곡선을 그려 보면 산수 하한 위로 4~5명까지는 조금 오르다가 그 뒤로는 평평합니다(전체 폭 약 2%p). 그래서 95%는 곡선의 천장 바로 위에 놓인 목표입니다.</w:t>
       </w:r>
     </w:p>
     <w:p>
@@ -5168,7 +5302,7 @@
         <w:rPr>
           <w:rFonts w:eastAsia="Malgun Gothic" w:ascii="Malgun Gothic" w:hAnsi="Malgun Gothic"/>
         </w:rPr>
-        <w:t>이것이 낳는 어려움이 하나 있습니다. 같은 자료를 두 가지 통계모형(부드러운 곡선을 그리는 GAM과, 굴곡을 살리는 GP)에 맡기면, 둘 다 계산 결과 자체는 거의 똑같이 잘 맞히는데도 ‘곡선이 95%에 처음 닿는 인원’은 서로 다르게 읽습니다 — 162/265(한 사람만 더하는 방식), 138/275(역할 구성 동반 방식) 계단에서 답이 다릅니다. 곡선이 94~95% 사이를 오래 맴돌기 때문에, 그 미세한 오르내림을 어떻게 매끈하게 하느냐가 답을 바꾸는 것입니다. 이것은 프로그램 결함이 아니라 ‘95%라는 목표를 평평한 곡선 위에 놓았을 때 생기는 한계’입니다. 3장의 약속대로 목표를 내리지 않는 대신, 논문에 이 한계를 그대로 씁니다. 보강 계산에 ‘90% 선도 함께 재기’가 들어 있는 것이 사전에 정해 둔 대응입니다.</w:t>
+        <w:t>이것이 낳는 어려움이 하나 있습니다. 같은 자료를 두 가지 통계모형(부드러운 곡선을 그리는 GAM과, 굴곡을 살리는 GP)에 맡기면, 둘 다 계산 결과 자체는 거의 똑같이 잘 맞히는데도 ‘곡선이 95%에 처음 닿는 인원’은 서로 다르게 읽습니다 — 189/265(한 사람만 더하는 방식), 132/275(역할 구성 동반 방식) 계단에서 답이 다릅니다. 곡선이 94~95% 사이를 오래 맴돌기 때문에, 그 미세한 오르내림을 어떻게 매끈하게 하느냐가 답을 바꾸는 것입니다. 이것은 프로그램 결함이 아니라 ‘95%라는 목표를 평평한 곡선 위에 놓았을 때 생기는 한계’입니다. 3장의 약속대로 목표를 내리지 않는 대신, 논문에 이 한계를 그대로 씁니다. 보강 계산의 ‘90% 선도 함께 재기’가 사전에 정해 둔 대응이었고, 훑기에서 95%에 못 닿았던 36개 계단 중 17개가 90% 경계를 찍었습니다. 검증 계산에서 이 평탄함이 새 조건에서도 그대로 나타난 것은 5-10절에 씁니다.</w:t>
       </w:r>
     </w:p>
     <w:p>
@@ -5176,7 +5310,7 @@
         <w:rPr>
           <w:rFonts w:eastAsia="Malgun Gothic" w:ascii="Malgun Gothic" w:hAnsi="Malgun Gothic"/>
         </w:rPr>
-        <w:t>③ 규칙 때문에 더 필요한 사람 Δ는 보통 두 명입니다.</w:t>
+        <w:t>③ 규칙 때문에 더 필요한 사람 Δ는 보통 세 명입니다.</w:t>
       </w:r>
     </w:p>
     <w:p>
@@ -5229,7 +5363,7 @@
           <w:color w:val="444444"/>
           <w:sz w:val="18"/>
         </w:rPr>
-        <w:t>그림 5-4. 경계가 확정된 114개 계단의 Δ 분포 — 중앙값 2명, 범위 1~8명</w:t>
+        <w:t>그림 5-4. 경계가 확정된 140개 계단의 Δ 분포 — 중앙값 3명, 범위 1~9명</w:t>
       </w:r>
     </w:p>
     <w:p>
@@ -5237,7 +5371,7 @@
         <w:rPr>
           <w:rFonts w:eastAsia="Malgun Gothic" w:ascii="Malgun Gothic" w:hAnsi="Malgun Gothic"/>
         </w:rPr>
-        <w:t>1장에서 ‘칸 수는 맞아도 날짜가 안 맞아 더 필요한 사람’이라고 부른 Δ가 실제로 몇 명인지 처음 잰 값입니다. 중앙값 2명, 필요 인원 전체에서 차지하는 몫은 평균 8%입니다. 바꿔 말하면 필요 인원의 92%는 산수(N₀)이고, 규칙이 얹는 몫은 작습니다. 다만 한 곳이 유독 큽니다. 한 달 휴무가 8일로 가장 빡빡한 조건에서는 Δ 중앙값이 5명이고, 경계가 확정되지 않은 계단까지 넣은 하한으로도 6명입니다. 같은 조건에서 계산기가 시간 안에 판정하지 못하는 경우도 가장 많습니다(창 안 시간 초과 비율 평균 8.7% · 다른 휴무 조건은 1% 안팎). 규칙이 서로 가장 세게 맞물리는 자리라 계산도 어렵고 사람도 더 필요한 것입니다. 요인분해로 보아도 Δ를 움직이는 첫째 손잡이는 휴무 일수이고, 필요 인원 자체를 움직이는 것은 압도적으로 하루 총수요입니다.</w:t>
+        <w:t>1장에서 ‘칸 수는 맞아도 날짜가 안 맞아 더 필요한 사람’이라고 부른 Δ가 실제로 몇 명인지 잰 값입니다. 중앙값 3명(세밀 지도만으로는 2명이었는데, 보강으로 창 위쪽에 있던 경계가 더 잡히면서 늘었습니다), 필요 인원 전체에서 차지하는 몫은 평균 9%입니다. 바꿔 말하면 필요 인원의 91%는 산수(N₀)이고, 규칙이 얹는 몫은 작습니다. 다만 한 곳이 유독 큽니다. 한 달 휴무가 8일로 가장 빡빡한 조건에서는 Δ 중앙값이 5명이고, 경계가 확정되지 않은 계단까지 넣은 하한으로도 7명입니다. 같은 조건에서 계산기가 시간 안에 판정하지 못하는 경우도 가장 많습니다(창 안 시간 초과 비율 평균 7.5% · 다른 휴무 조건은 1% 안팎). 규칙이 서로 가장 세게 맞물리는 자리라 계산도 어렵고 사람도 더 필요한 것입니다. 요인분해로 보아도 Δ를 움직이는 첫째 손잡이는 휴무 일수이고, 필요 인원 자체를 움직이는 것은 압도적으로 하루 총수요입니다.</w:t>
       </w:r>
     </w:p>
     <w:p>
@@ -5298,7 +5432,7 @@
           <w:color w:val="444444"/>
           <w:sz w:val="18"/>
         </w:rPr>
-        <w:t>그림 5-5. 540개 계단 전부에서 ‘1.6 × 하루 수요’와 지도를 비교 — 확정적으로 부족 506(93.7%) · 방향 미결정 32 · 확정적으로 과다 2 · 부족분(최소) 중앙값 4명</w:t>
+        <w:t>그림 5-5. 540개 계단 전부에서 ‘1.6 × 하루 수요’와 지도를 비교 — 확정적으로 부족 517(95.7%) · 방향 미결정 18 · 확정적으로 과다 5 · 부족분(최소) 중앙값 4명</w:t>
       </w:r>
     </w:p>
     <w:p>
@@ -5306,7 +5440,7 @@
         <w:rPr>
           <w:rFonts w:eastAsia="Malgun Gothic" w:ascii="Malgun Gothic" w:hAnsi="Malgun Gothic"/>
         </w:rPr>
-        <w:t>4장에서 1편은 ‘1.6이면 충분하다는 것을 확인하지 못했다’까지만 말할 수 있었습니다. 세밀 지도는 한 걸음 더 갑니다. 경계가 확정된 114개 계단에서 1.6 어림셈은 ±1명 안에 든 것이 12.3%, 실제보다 적게 잡은 것이 96.5%였습니다. 그런데 이 114개는 ‘경계가 잘 보인 곳’이라 한쪽으로 치우쳤을 수 있습니다. 그래서 경계가 확정되지 않은 계단까지 540개 전부를, 지도가 보여 준 ‘적어도 이 인원으로는 안 된다’는 하한과 비교했습니다. 정확한 필요 인원을 몰라도 1.6이 내놓는 인원이 그 하한보다 적으면 ‘1.6은 모자란다’는 방향만은 확정됩니다(몸무게를 정확히 몰라도 60kg은 넘는다고 말할 수 있는 것과 같습니다). 그 결과 506개(93.7%)에서 부족이 확정됐고, 부족분은 최소로 잡아도 중앙값 4명(사분위 2~5명, 최대 15명)입니다. 야간 비율이 높을수록(89% → 98%), 휴무가 11~12일로 넉넉할수록(100%) 부족이 더 확실해집니다. 반대로 과다가 확정된 계단은 2개뿐입니다.</w:t>
+        <w:t>4장에서 1편은 ‘1.6이면 충분하다는 것을 확인하지 못했다’까지만 말할 수 있었습니다. 세밀 지도는 한 걸음 더 갑니다. 경계가 확정된 140개 계단에서 1.6 어림셈은 ±1명 안에 든 것이 8.6%, 실제보다 적게 잡은 것이 97.1%였습니다. 그런데 이 140개는 ‘경계가 잘 보인 곳’이라 한쪽으로 치우쳤을 수 있습니다. 그래서 경계가 확정되지 않은 계단까지 540개 전부를, 지도가 보여 준 ‘적어도 이 인원으로는 안 된다’는 하한과 비교했습니다. 정확한 필요 인원을 몰라도 1.6이 내놓는 인원이 그 하한보다 적으면 ‘1.6은 모자란다’는 방향만은 확정됩니다(몸무게를 정확히 몰라도 60kg은 넘는다고 말할 수 있는 것과 같습니다). 그 결과 517개(95.7%)에서 부족이 확정됐고, 부족분은 최소로 잡아도 중앙값 4명(사분위 3~7명, 최대 18명)입니다. 야간 비율이 높을수록(92% → 98%), 휴무가 11~12일로 넉넉할수록(100%) 부족이 더 확실해집니다. 반대로 과다가 확정된 계단은 5개뿐입니다.</w:t>
       </w:r>
     </w:p>
     <w:p>
@@ -5314,7 +5448,345 @@
         <w:rPr>
           <w:rFonts w:eastAsia="Malgun Gothic" w:ascii="Malgun Gothic" w:hAnsi="Malgun Gothic"/>
         </w:rPr>
-        <w:t>⑤ 다섯 항짜리 짧은 공식이 1.6보다 훨씬 잘 맞습니다 — 그리고 1.6이 왜 틀리는지 알려 줍니다.</w:t>
+        <w:t>⑤ 다섯 항짜리 짧은 공식을 미리 만들어 두었습니다 — 채점은 다음 절에서.</w:t>
+      </w:r>
+    </w:p>
+    <w:tbl>
+      <w:tblPr>
+        <w:tblStyle w:val="TableGrid"/>
+        <w:tblW w:type="auto" w:w="0"/>
+        <w:tblLook w:firstColumn="1" w:firstRow="1" w:lastColumn="0" w:lastRow="0" w:noHBand="0" w:noVBand="1" w:val="04A0"/>
+      </w:tblPr>
+      <w:tblGrid>
+        <w:gridCol w:w="9298"/>
+      </w:tblGrid>
+      <w:tr>
+        <w:tc>
+          <w:tcPr>
+            <w:tcW w:type="dxa" w:w="9298"/>
+            <w:shd w:val="clear" w:color="auto" w:fill="F7F9FC"/>
+          </w:tcPr>
+          <w:p>
+            <w:r/>
+            <w:r>
+              <w:rPr>
+                <w:rFonts w:eastAsia="Malgun Gothic" w:ascii="Malgun Gothic" w:hAnsi="Malgun Gothic"/>
+                <w:sz w:val="20"/>
+              </w:rPr>
+              <w:t>5항 공식 (검증 결과를 열기 전에 144개 계단 — 경계 확정 68 + 산수 하한에서 확정 76 — 으로 적합해 동결 · 지문 aff8be00…) — H* ≈ -14.32 + 1.828 × (하루 총수요) + 0.617 × (한 달 휴무 일수) + 18.75 × (야간근무 비율) + 1.679 × (월 연가 부하) -0.065 × (공휴일형 지정일)</w:t>
+            </w:r>
+          </w:p>
+        </w:tc>
+      </w:tr>
+    </w:tbl>
+    <w:p>
+      <w:pPr>
+        <w:spacing w:after="40"/>
+      </w:pPr>
+      <w:r>
+        <w:rPr>
+          <w:rFonts w:eastAsia="Malgun Gothic" w:ascii="Malgun Gothic" w:hAnsi="Malgun Gothic"/>
+        </w:rPr>
+      </w:r>
+    </w:p>
+    <w:p>
+      <w:r>
+        <w:rPr>
+          <w:rFonts w:eastAsia="Malgun Gothic" w:ascii="Malgun Gothic" w:hAnsi="Malgun Gothic"/>
+        </w:rPr>
+        <w:t>이 공식은 풀링 계단 중 최소 인원이 숫자로 정해진 144개로 만들었고, 만들 때 쓰지 않은 계단으로 채점하는 모의고사(교차검증)에서 ±1명 안에 62%를 맞혔습니다. 항을 9개로 늘려 상호작용까지 넣은 공식은 모의고사에서 66%로 나아지지 않았습니다. 공식의 모양에서 배우는 것이 있습니다. 세밀 지도만으로 만든 9월 14일의 중간판 공식은 하루 총수요 앞의 숫자가 1.634로 1.6과 같았습니다. 보강 뒤 산수 하한에서 이미 충분했던 계단(76개)까지 넣어 다시 적합하니 기울기가 1.828으로 조금 세지고, 대신 절편이 -14.3명으로 더 내려가며 야간근무 비율 항(비율 0.10마다 약 1.9명)이 새로 들어왔습니다. 어느 판이든 1.6에 빠진 것은 기울기가 아니라 시작점(절편)과 휴무·야간 항입니다 — 1.6은 기울기가 틀린 자가 아니라 시작점이 틀린 자입니다. 1장의 예시 병동(하루 15명 · 야간 비율 0.33 · 휴무 9일 · 연가 부하 0.85 · 지정일 2일)을 이 공식에 넣으면 약 26명이 나옵니다. 1.6 어림셈의 24명보다 2명쯤 많습니다. (설명용 예시 조건입니다.)</w:t>
+      </w:r>
+    </w:p>
+    <w:tbl>
+      <w:tblPr>
+        <w:tblStyle w:val="TableGrid"/>
+        <w:tblW w:type="auto" w:w="0"/>
+        <w:tblLook w:firstColumn="1" w:firstRow="1" w:lastColumn="0" w:lastRow="0" w:noHBand="0" w:noVBand="1" w:val="04A0"/>
+      </w:tblPr>
+      <w:tblGrid>
+        <w:gridCol w:w="9298"/>
+      </w:tblGrid>
+      <w:tr>
+        <w:tc>
+          <w:tcPr>
+            <w:tcW w:type="dxa" w:w="9298"/>
+            <w:shd w:val="clear" w:color="auto" w:fill="FFF1D6"/>
+          </w:tcPr>
+          <w:p>
+            <w:r/>
+            <w:r>
+              <w:rPr>
+                <w:rFonts w:eastAsia="Malgun Gothic" w:ascii="Malgun Gothic" w:hAnsi="Malgun Gothic"/>
+                <w:sz w:val="20"/>
+              </w:rPr>
+              <w:t>이 공식은 다음 절의 검증을 통과했지만 아직 현장용이 아닙니다. 검증도 가상 조건으로 했으므로, 실제 병동 자료로 외부 검증하기 전에는 참고 자료일 뿐입니다. 논문에는 공식의 적용 범위(8개 손잡이의 범위)와 이 단서를 공식과 함께 인쇄합니다.</w:t>
+            </w:r>
+          </w:p>
+        </w:tc>
+      </w:tr>
+    </w:tbl>
+    <w:p>
+      <w:pPr>
+        <w:spacing w:after="40"/>
+      </w:pPr>
+      <w:r>
+        <w:rPr>
+          <w:rFonts w:eastAsia="Malgun Gothic" w:ascii="Malgun Gothic" w:hAnsi="Malgun Gothic"/>
+        </w:rPr>
+      </w:r>
+    </w:p>
+    <w:p>
+      <w:r>
+        <w:rPr>
+          <w:rFonts w:eastAsia="Malgun Gothic" w:ascii="Malgun Gothic" w:hAnsi="Malgun Gothic"/>
+        </w:rPr>
+        <w:t>⑥ 정직한 빈칸도 함께 셌습니다.</w:t>
+      </w:r>
+    </w:p>
+    <w:p>
+      <w:r>
+        <w:rPr>
+          <w:rFonts w:eastAsia="Malgun Gothic" w:ascii="Malgun Gothic" w:hAnsi="Malgun Gothic"/>
+        </w:rPr>
+        <w:t>훑기에서 경계를 못 찾은 46개 계단 가운데 36개는 90% 선은 넘었고 10개는 90%에도 닿지 않았습니다. 모든 칸이 시간 초과였던 계단은 14개(조건 7개)입니다. 지도에는 이런 칸을 숫자를 지어내지 않고 빈칸·빗금으로 표시합니다. 목표를 90%에서 95%로 올리면 사람이 몇 명 더 필요한가도 재 봤습니다 — 두 수준이 모두 확정된 21개 계단에서는 0~1명, 나머지 335개 계단에서는 적어도 4명(중앙값)입니다. 95%에서 99%로는 한 계단도 닿지 못해 ‘적어도 2명’이라고만 말할 수 있습니다.</w:t>
+      </w:r>
+    </w:p>
+    <w:tbl>
+      <w:tblPr>
+        <w:tblStyle w:val="TableGrid"/>
+        <w:tblW w:type="auto" w:w="0"/>
+        <w:tblLook w:firstColumn="1" w:firstRow="1" w:lastColumn="0" w:lastRow="0" w:noHBand="0" w:noVBand="1" w:val="04A0"/>
+      </w:tblPr>
+      <w:tblGrid>
+        <w:gridCol w:w="9298"/>
+      </w:tblGrid>
+      <w:tr>
+        <w:tc>
+          <w:tcPr>
+            <w:tcW w:type="dxa" w:w="9298"/>
+            <w:shd w:val="clear" w:color="auto" w:fill="F7F9FC"/>
+          </w:tcPr>
+          <w:p>
+            <w:r/>
+            <w:r>
+              <w:rPr>
+                <w:rFonts w:eastAsia="Malgun Gothic" w:ascii="Malgun Gothic" w:hAnsi="Malgun Gothic"/>
+                <w:b/>
+                <w:sz w:val="20"/>
+              </w:rPr>
+              <w:t xml:space="preserve">이 장을 한 줄로 — </w:t>
+            </w:r>
+            <w:r>
+              <w:rPr>
+                <w:rFonts w:eastAsia="Malgun Gothic" w:ascii="Malgun Gothic" w:hAnsi="Malgun Gothic"/>
+                <w:sz w:val="20"/>
+              </w:rPr>
+              <w:t>지도와 보강을 합친 최종 답 — 최소 인원이 숫자로 정해진 계단은 276개(51%), 95%는 천장 바로 위, Δ는 보통 3명, 1.6은 540개 중 517개에서 확정적으로 모자라고, 5항 공식은 검증 전에 동결해 두었습니다.</w:t>
+            </w:r>
+          </w:p>
+        </w:tc>
+      </w:tr>
+    </w:tbl>
+    <w:p>
+      <w:pPr>
+        <w:spacing w:after="40"/>
+      </w:pPr>
+      <w:r>
+        <w:rPr>
+          <w:rFonts w:eastAsia="Malgun Gothic" w:ascii="Malgun Gothic" w:hAnsi="Malgun Gothic"/>
+        </w:rPr>
+      </w:r>
+    </w:p>
+    <w:p>
+      <w:pPr>
+        <w:pStyle w:val="Heading2"/>
+      </w:pPr>
+      <w:r>
+        <w:t>5-10. 검증 계산이 말해 준 것 (새 조건 · 최종)</w:t>
+      </w:r>
+    </w:p>
+    <w:tbl>
+      <w:tblPr>
+        <w:tblStyle w:val="TableGrid"/>
+        <w:tblW w:type="auto" w:w="0"/>
+        <w:tblLook w:firstColumn="1" w:firstRow="1" w:lastColumn="0" w:lastRow="0" w:noHBand="0" w:noVBand="1" w:val="04A0"/>
+      </w:tblPr>
+      <w:tblGrid>
+        <w:gridCol w:w="9298"/>
+      </w:tblGrid>
+      <w:tr>
+        <w:tc>
+          <w:tcPr>
+            <w:tcW w:type="dxa" w:w="9298"/>
+            <w:shd w:val="clear" w:color="auto" w:fill="FFF1D6"/>
+          </w:tcPr>
+          <w:p>
+            <w:r/>
+            <w:r>
+              <w:rPr>
+                <w:rFonts w:eastAsia="Malgun Gothic" w:ascii="Malgun Gothic" w:hAnsi="Malgun Gothic"/>
+                <w:sz w:val="20"/>
+              </w:rPr>
+              <w:t>검증 계산(Stage D)은 지도를 만들 때 한 번도 쓰지 않은 새 병동 조건 64개를 미리 떼어 둔 것입니다. 통계모형이 예측한 최소 인원 Ĥ*와 그 아래·위 한 명, 세 칸을 각 300회 계산했습니다(16개 조건은 모형이 사다리 안에서 경계를 못 잡아 계산 없이 제외 → 48개 · 137칸 · 43,292건 · 2.6시간 · 오류 0). 공식·채점 규칙·예측표는 결과를 열기 전에 확정해 지문을 남겼고, 결과가 나온 뒤에는 그 규칙으로 채점만 했습니다.</w:t>
+            </w:r>
+          </w:p>
+        </w:tc>
+      </w:tr>
+    </w:tbl>
+    <w:p>
+      <w:pPr>
+        <w:spacing w:after="40"/>
+      </w:pPr>
+      <w:r>
+        <w:rPr>
+          <w:rFonts w:eastAsia="Malgun Gothic" w:ascii="Malgun Gothic" w:hAnsi="Malgun Gothic"/>
+        </w:rPr>
+      </w:r>
+    </w:p>
+    <w:p>
+      <w:r>
+        <w:rPr>
+          <w:rFonts w:eastAsia="Malgun Gothic" w:ascii="Malgun Gothic" w:hAnsi="Malgun Gothic"/>
+        </w:rPr>
+        <w:t>① 새 조건의 절반 남짓에서 경계가 확정됐습니다 — 절반 가까이는 범위로만 남았습니다.</w:t>
+      </w:r>
+    </w:p>
+    <w:p>
+      <w:pPr>
+        <w:jc w:val="center"/>
+      </w:pPr>
+      <w:r>
+        <w:drawing>
+          <wp:inline xmlns:a="http://schemas.openxmlformats.org/drawingml/2006/main" xmlns:pic="http://schemas.openxmlformats.org/drawingml/2006/picture">
+            <wp:extent cx="5580000" cy="2238873"/>
+            <wp:docPr id="8" name="Picture 8"/>
+            <wp:cNvGraphicFramePr>
+              <a:graphicFrameLocks noChangeAspect="1"/>
+            </wp:cNvGraphicFramePr>
+            <a:graphic>
+              <a:graphicData uri="http://schemas.openxmlformats.org/drawingml/2006/picture">
+                <pic:pic>
+                  <pic:nvPicPr>
+                    <pic:cNvPr id="0" name="fig_k8_holdout_states.png"/>
+                    <pic:cNvPicPr/>
+                  </pic:nvPicPr>
+                  <pic:blipFill>
+                    <a:blip r:embed="rId16"/>
+                    <a:stretch>
+                      <a:fillRect/>
+                    </a:stretch>
+                  </pic:blipFill>
+                  <pic:spPr>
+                    <a:xfrm>
+                      <a:off x="0" y="0"/>
+                      <a:ext cx="5580000" cy="2238873"/>
+                    </a:xfrm>
+                    <a:prstGeom prst="rect"/>
+                  </pic:spPr>
+                </pic:pic>
+              </a:graphicData>
+            </a:graphic>
+          </wp:inline>
+        </w:drawing>
+      </w:r>
+    </w:p>
+    <w:p>
+      <w:pPr>
+        <w:jc w:val="center"/>
+      </w:pPr>
+      <w:r>
+        <w:rPr>
+          <w:rFonts w:eastAsia="Malgun Gothic" w:ascii="Malgun Gothic" w:hAnsi="Malgun Gothic"/>
+          <w:i/>
+          <w:color w:val="444444"/>
+          <w:sz w:val="18"/>
+        </w:rPr>
+        <w:t>그림 5-7. 검증 계산의 48개 조건 — 회색 막대가 계산한 세 칸(예측 ±1), 동그라미는 경계가 확정된 조건(21개), 세모는 경계가 창보다 위(12개)·아래(7개), 마름모는 뒤섞임(8개). 오른쪽: 창 안 성공률 — 모형은 오른다고 했지만 실제는 평평</w:t>
+      </w:r>
+    </w:p>
+    <w:p>
+      <w:r>
+        <w:rPr>
+          <w:rFonts w:eastAsia="Malgun Gothic" w:ascii="Malgun Gothic" w:hAnsi="Malgun Gothic"/>
+        </w:rPr>
+        <w:t>48개 조건 중 세 칸 안에서 최소 인원이 숫자로 확정된 것은 21개(44%)입니다 — 창 안에 경계가 나타난 14개와, 예측이 ‘산수 하한 그대로’였고 실제로도 하한에서 이미 95%를 넘어 최소 인원 = N₀로 확정된 7개. 나머지 27개는 경계가 창보다 위(12개 — 모형의 예측이 낮았음), 창보다 아래(7개 — 예측이 높았음), 창 안에서 오르내림(8개)이었습니다. 이 조건들은 ‘적어도/많아야 몇 명’이라는 범위만 보고하고, 공식들의 예측이 그 범위의 어느 쪽에 있었는지만 셉니다. 창을 넓혀 다시 재지는 않았습니다. 창의 크기는 검증 전에 정한 것이고, 결과를 본 뒤 넓히면 시험을 본 뒤 문제를 바꾸는 일이 되기 때문입니다.</w:t>
+      </w:r>
+    </w:p>
+    <w:p>
+      <w:r>
+        <w:rPr>
+          <w:rFonts w:eastAsia="Malgun Gothic" w:ascii="Malgun Gothic" w:hAnsi="Malgun Gothic"/>
+        </w:rPr>
+        <w:t>② 창 안의 성공률은 평평했습니다 — 세밀 지도가 보여 준 ‘천장’이 새 조건에서도 그대로 나타났습니다.</w:t>
+      </w:r>
+    </w:p>
+    <w:p>
+      <w:pPr>
+        <w:jc w:val="center"/>
+      </w:pPr>
+      <w:r>
+        <w:drawing>
+          <wp:inline xmlns:a="http://schemas.openxmlformats.org/drawingml/2006/main" xmlns:pic="http://schemas.openxmlformats.org/drawingml/2006/picture">
+            <wp:extent cx="4320000" cy="1851429"/>
+            <wp:docPr id="9" name="Picture 9"/>
+            <wp:cNvGraphicFramePr>
+              <a:graphicFrameLocks noChangeAspect="1"/>
+            </wp:cNvGraphicFramePr>
+            <a:graphic>
+              <a:graphicData uri="http://schemas.openxmlformats.org/drawingml/2006/picture">
+                <pic:pic>
+                  <pic:nvPicPr>
+                    <pic:cNvPr id="0" name="fig_d_calibration.png"/>
+                    <pic:cNvPicPr/>
+                  </pic:nvPicPr>
+                  <pic:blipFill>
+                    <a:blip r:embed="rId17"/>
+                    <a:stretch>
+                      <a:fillRect/>
+                    </a:stretch>
+                  </pic:blipFill>
+                  <pic:spPr>
+                    <a:xfrm>
+                      <a:off x="0" y="0"/>
+                      <a:ext cx="4320000" cy="1851429"/>
+                    </a:xfrm>
+                    <a:prstGeom prst="rect"/>
+                  </pic:spPr>
+                </pic:pic>
+              </a:graphicData>
+            </a:graphic>
+          </wp:inline>
+        </w:drawing>
+      </w:r>
+    </w:p>
+    <w:p>
+      <w:pPr>
+        <w:jc w:val="center"/>
+      </w:pPr>
+      <w:r>
+        <w:rPr>
+          <w:rFonts w:eastAsia="Malgun Gothic" w:ascii="Malgun Gothic" w:hAnsi="Malgun Gothic"/>
+          <w:i/>
+          <w:color w:val="444444"/>
+          <w:sz w:val="18"/>
+        </w:rPr>
+        <w:t>그림 5-8. 새 조건 48개에서 예측 인원 아래·위 세 칸의 실제 성공률(검정)과 두 통계모형의 예측(점선)</w:t>
+      </w:r>
+    </w:p>
+    <w:p>
+      <w:r>
+        <w:rPr>
+          <w:rFonts w:eastAsia="Malgun Gothic" w:ascii="Malgun Gothic" w:hAnsi="Malgun Gothic"/>
+        </w:rPr>
+        <w:t>모형은 예측 인원 아래 칸에서 위 칸으로 가며 성공률이 94.8%에서 95.4%로 오르리라고 봤습니다. 실제는 94.4% · 94.8% · 94.4% — 평평했습니다. 사람을 한 명 더해도 성공률이 오르지 않는다는, 초기 경계시험(5-8절)과 세밀 지도(5-9절 ②)가 보여 준 그 현상이 처음 보는 조건에서도 재현된 것입니다. 두 통계모형은 새 조건의 계산 결과 자체는 거의 똑같이 잘 맞혔지만, ‘95%에 처음 닿는 인원’은 36/48 조건에서 서로 달랐습니다. 경계 자체가 흐린 것이지 모형이 틀린 것이 아닙니다.</w:t>
+      </w:r>
+    </w:p>
+    <w:p>
+      <w:r>
+        <w:rPr>
+          <w:rFonts w:eastAsia="Malgun Gothic" w:ascii="Malgun Gothic" w:hAnsi="Malgun Gothic"/>
+        </w:rPr>
+        <w:t>③ 미리 만든 5항 공식은 새 조건에서도 1.6보다 훨씬 잘 맞았습니다.</w:t>
       </w:r>
     </w:p>
     <w:p>
@@ -5325,7 +5797,7 @@
         <w:drawing>
           <wp:inline xmlns:a="http://schemas.openxmlformats.org/drawingml/2006/main" xmlns:pic="http://schemas.openxmlformats.org/drawingml/2006/picture">
             <wp:extent cx="4680000" cy="1404000"/>
-            <wp:docPr id="8" name="Picture 8"/>
+            <wp:docPr id="10" name="Picture 10"/>
             <wp:cNvGraphicFramePr>
               <a:graphicFrameLocks noChangeAspect="1"/>
             </wp:cNvGraphicFramePr>
@@ -5337,7 +5809,7 @@
                     <pic:cNvPicPr/>
                   </pic:nvPicPr>
                   <pic:blipFill>
-                    <a:blip r:embed="rId16"/>
+                    <a:blip r:embed="rId18"/>
                     <a:stretch>
                       <a:fillRect/>
                     </a:stretch>
@@ -5367,7 +5839,15 @@
           <w:color w:val="444444"/>
           <w:sz w:val="18"/>
         </w:rPr>
-        <w:t>그림 5-6. 산식 사다리 — 1.6 × 수요(M0) → 5항 선형식(M1) → 9항 상호작용식(M2). ±1명 적중률 12% → 51% → 46%, 과소산정 96% → 40% → 38%</w:t>
+        <w:t>그림 5-9. 산식 사다리를 새 조건으로 채점 — 경계가 확정된 21개 조건에서 ±1명 적중률 1.6(M0) 10% → 5항(M1) 67% → 9항(M2) 67%, 과소산정 100% → 48% → 33%</w:t>
+      </w:r>
+    </w:p>
+    <w:p>
+      <w:r>
+        <w:rPr>
+          <w:rFonts w:eastAsia="Malgun Gothic" w:ascii="Malgun Gothic" w:hAnsi="Malgun Gothic"/>
+        </w:rPr>
+        <w:t>경계가 확정된 21개 조건에서 5항 공식은 ±1명 안에 67%(모의고사에서는 62%였으니 실제 시험이 예고를 지켰습니다), 평균 오차 1.38명, 실제보다 적게 잡은 것이 48%였습니다. 1.6 어림셈은 ±1명 안에 10%, 평균 오차 4.57명, 적게 잡은 것이 100%였습니다. 9항 공식은 67%로 5항보다 나아지지 않았습니다. 경계가 범위로만 남은 27개 조건에서도 방향을 셌습니다 — 1.6은 22개에서 범위 아래(모자람)에 있었고, 5항 공식은 아래 13개·위 5개·범위 안 9개였습니다. 한 가지 정직하게 적어야 할 것이 있습니다. 통계모형(GAM) 자체의 예측은, 창을 그 예측 중심에 두었기 때문에 경계가 확정된 조건에서는 정의상 늘 ±1명 안에 맞습니다. 그래서 그 모형의 정직한 점수는 ‘경계를 확정해 낸 비율’ 44%이고, 5항·9항 공식의 점수도 그 확정된 조건들 위에서 매긴 것입니다.</w:t>
       </w:r>
     </w:p>
     <w:tbl>
@@ -5390,114 +5870,6 @@
             <w:r>
               <w:rPr>
                 <w:rFonts w:eastAsia="Malgun Gothic" w:ascii="Malgun Gothic" w:hAnsi="Malgun Gothic"/>
-                <w:sz w:val="20"/>
-              </w:rPr>
-              <w:t>중간판 5항 공식 — H* ≈ -8.09 + 1.634 × (하루 총수요) + 0.849 × (한 달 휴무 일수) + 1.242 × (저녁/낮 비) + 3.640 × (경력 비율) + 0.431 × (신규 비율)</w:t>
-            </w:r>
-          </w:p>
-        </w:tc>
-      </w:tr>
-    </w:tbl>
-    <w:p>
-      <w:pPr>
-        <w:spacing w:after="40"/>
-      </w:pPr>
-      <w:r>
-        <w:rPr>
-          <w:rFonts w:eastAsia="Malgun Gothic" w:ascii="Malgun Gothic" w:hAnsi="Malgun Gothic"/>
-        </w:rPr>
-      </w:r>
-    </w:p>
-    <w:p>
-      <w:r>
-        <w:rPr>
-          <w:rFonts w:eastAsia="Malgun Gothic" w:ascii="Malgun Gothic" w:hAnsi="Malgun Gothic"/>
-        </w:rPr>
-        <w:t>이 공식은 경계가 확정된 114개 계단으로 만들었고, 공식을 만들 때 쓰지 않은 계단으로 채점하는 방식(교차검증)으로 ±1명 안에 51%를 맞혔습니다. 1.6 어림셈은 같은 채점에서 12%입니다. 항을 9개로 늘려 상호작용까지 넣어도 나아지지 않았습니다(46%). 그래서 지금으로서는 5항이 가장 좋은 자리(Pareto 무릎)입니다.</w:t>
-      </w:r>
-    </w:p>
-    <w:p>
-      <w:r>
-        <w:rPr>
-          <w:rFonts w:eastAsia="Malgun Gothic" w:ascii="Malgun Gothic" w:hAnsi="Malgun Gothic"/>
-        </w:rPr>
-        <w:t>가장 흥미로운 것은 하루 총수요 앞의 숫자입니다. 1.634 — 1.6과 사실상 같습니다. 즉 1.6 어림셈은 ‘하루 수요가 한 명 늘면 총원이 얼마나 늘어야 하는가’라는 기울기는 맞게 잡고 있습니다. 1.6에 빠진 것은 절편(-8.1명)과 휴무 일수 항(휴무 하루당 0.85명)입니다. 1.6은 기울기가 틀린 자가 아니라 시작점이 틀린 자입니다. 1장의 예시 병동(하루 15명 · 휴무 9일 · 저녁/낮 1.0 · 경력 0.35 · 신규 0.15)을 이 공식에 넣으면 약 27명이 나옵니다. 1.6 어림셈의 24명보다 3명쯤 많습니다. (설명용 예시 — 공식이 중간판이라 이 숫자도 예시입니다.)</w:t>
-      </w:r>
-    </w:p>
-    <w:tbl>
-      <w:tblPr>
-        <w:tblStyle w:val="TableGrid"/>
-        <w:tblW w:type="auto" w:w="0"/>
-        <w:tblLook w:firstColumn="1" w:firstRow="1" w:lastColumn="0" w:lastRow="0" w:noHBand="0" w:noVBand="1" w:val="04A0"/>
-      </w:tblPr>
-      <w:tblGrid>
-        <w:gridCol w:w="9298"/>
-      </w:tblGrid>
-      <w:tr>
-        <w:tc>
-          <w:tcPr>
-            <w:tcW w:type="dxa" w:w="9298"/>
-            <w:shd w:val="clear" w:color="auto" w:fill="FFF1D6"/>
-          </w:tcPr>
-          <w:p>
-            <w:r/>
-            <w:r>
-              <w:rPr>
-                <w:rFonts w:eastAsia="Malgun Gothic" w:ascii="Malgun Gothic" w:hAnsi="Malgun Gothic"/>
-                <w:sz w:val="20"/>
-              </w:rPr>
-              <w:t>이 공식은 아직 현장용이 아닙니다. 지도를 만든 같은 자료로 적합한 중간판이고, 새 조건으로 채점하는 검증 계산(D)이 남아 있으며, 가상 조건에서 나온 공식이라 실제 병동 자료로 외부 검증하기 전에는 참고 자료일 뿐입니다. 논문에는 공식의 적용 범위(8개 손잡이의 범위)와 이 단서를 공식과 함께 인쇄합니다.</w:t>
-            </w:r>
-          </w:p>
-        </w:tc>
-      </w:tr>
-    </w:tbl>
-    <w:p>
-      <w:pPr>
-        <w:spacing w:after="40"/>
-      </w:pPr>
-      <w:r>
-        <w:rPr>
-          <w:rFonts w:eastAsia="Malgun Gothic" w:ascii="Malgun Gothic" w:hAnsi="Malgun Gothic"/>
-        </w:rPr>
-      </w:r>
-    </w:p>
-    <w:p>
-      <w:r>
-        <w:rPr>
-          <w:rFonts w:eastAsia="Malgun Gothic" w:ascii="Malgun Gothic" w:hAnsi="Malgun Gothic"/>
-        </w:rPr>
-        <w:t>⑥ 정직한 빈칸도 함께 셌습니다.</w:t>
-      </w:r>
-    </w:p>
-    <w:p>
-      <w:r>
-        <w:rPr>
-          <w:rFonts w:eastAsia="Malgun Gothic" w:ascii="Malgun Gothic" w:hAnsi="Malgun Gothic"/>
-        </w:rPr>
-        <w:t>훑기에서 경계를 못 찾은 46개 계단 가운데 36개는 90% 선은 넘었고 10개는 90%에도 닿지 않았습니다. 모든 칸이 시간 초과였던 계단은 14개(조건 7개)입니다. 지도에는 이런 칸을 숫자를 지어내지 않고 빈칸·빗금으로 표시합니다. 목표를 90%에서 95%로 올리면 사람이 몇 명 더 필요한가도 재 봤습니다 — 두 수준이 모두 확정된 11개 계단에서는 0~1명, 나머지 327개 계단에서는 적어도 2명(중앙값)입니다. 95%에서 99%로는 한 계단도 닿지 못해 ‘적어도 2명’이라고만 말할 수 있습니다.</w:t>
-      </w:r>
-    </w:p>
-    <w:tbl>
-      <w:tblPr>
-        <w:tblStyle w:val="TableGrid"/>
-        <w:tblW w:type="auto" w:w="0"/>
-        <w:tblLook w:firstColumn="1" w:firstRow="1" w:lastColumn="0" w:lastRow="0" w:noHBand="0" w:noVBand="1" w:val="04A0"/>
-      </w:tblPr>
-      <w:tblGrid>
-        <w:gridCol w:w="9298"/>
-      </w:tblGrid>
-      <w:tr>
-        <w:tc>
-          <w:tcPr>
-            <w:tcW w:type="dxa" w:w="9298"/>
-            <w:shd w:val="clear" w:color="auto" w:fill="F7F9FC"/>
-          </w:tcPr>
-          <w:p>
-            <w:r/>
-            <w:r>
-              <w:rPr>
-                <w:rFonts w:eastAsia="Malgun Gothic" w:ascii="Malgun Gothic" w:hAnsi="Malgun Gothic"/>
                 <w:b/>
                 <w:sz w:val="20"/>
               </w:rPr>
@@ -5508,7 +5880,7 @@
                 <w:rFonts w:eastAsia="Malgun Gothic" w:ascii="Malgun Gothic" w:hAnsi="Malgun Gothic"/>
                 <w:sz w:val="20"/>
               </w:rPr>
-              <w:t>세밀 지도의 중간 답 — 경계가 확정된 계단은 21%, 95%는 천장 바로 위, Δ는 보통 2명, 1.6은 540개 중 506개에서 확정적으로 모자라고, 5항 공식은 ±1명 안에 51%를 맞힙니다. 전부 보강·검증 뒤 다시 계산합니다.</w:t>
+              <w:t>검증의 답 — 새 조건 48개 중 21개에서 경계가 확정됐고, 그 위에서 미리 만든 5항 공식은 ±1명 안에 67%(1.6은 10%)를 맞혔습니다. 창 안 성공률은 평평해 95%의 천장이 새 조건에서도 재현됐습니다.</w:t>
             </w:r>
           </w:p>
         </w:tc>
@@ -6069,7 +6441,7 @@
                 <w:rFonts w:eastAsia="Malgun Gothic" w:ascii="Malgun Gothic" w:hAnsi="Malgun Gothic"/>
                 <w:sz w:val="17"/>
               </w:rPr>
-              <w:t>2편 원고의 표 18개는 생성기가 만들고, 본문 숫자 79건은 검사기가 기록과 대조. 이 설명서도 같은 방식</w:t>
+              <w:t>2편 원고의 표 19개는 생성기가 만들고, 본문 숫자 90건은 검사기가 기록과 대조. 이 설명서도 같은 방식</w:t>
             </w:r>
           </w:p>
         </w:tc>
@@ -6132,7 +6504,70 @@
                 <w:rFonts w:eastAsia="Malgun Gothic" w:ascii="Malgun Gothic" w:hAnsi="Malgun Gothic"/>
                 <w:sz w:val="17"/>
               </w:rPr>
-              <w:t>‘경계 못 찾음’·‘시간 초과 지대’ 표기 / 결과에 ‘중간판’을 붙이고 확정이라 쓰지 않음</w:t>
+              <w:t>‘경계 못 찾음’·‘시간 초과 지대’ 표기 / 검증 조건 27개는 범위로만 / 창 중심에 둔 모형의 100%는 ‘구조적’이라 적고 확정 비율을 정직 점수로</w:t>
+            </w:r>
+          </w:p>
+        </w:tc>
+      </w:tr>
+      <w:tr>
+        <w:tc>
+          <w:tcPr>
+            <w:tcW w:type="dxa" w:w="1488"/>
+          </w:tcPr>
+          <w:p>
+            <w:r/>
+            <w:r>
+              <w:rPr>
+                <w:rFonts w:eastAsia="Malgun Gothic" w:ascii="Malgun Gothic" w:hAnsi="Malgun Gothic"/>
+                <w:b/>
+                <w:sz w:val="17"/>
+              </w:rPr>
+              <w:t>검증 전 동결</w:t>
+            </w:r>
+          </w:p>
+        </w:tc>
+        <w:tc>
+          <w:tcPr>
+            <w:tcW w:type="dxa" w:w="2417"/>
+          </w:tcPr>
+          <w:p>
+            <w:r/>
+            <w:r>
+              <w:rPr>
+                <w:rFonts w:eastAsia="Malgun Gothic" w:ascii="Malgun Gothic" w:hAnsi="Malgun Gothic"/>
+                <w:sz w:val="17"/>
+              </w:rPr>
+              <w:t>공식·채점 규칙·예측표를 검증 결과를 열기 전에 확정하고 지문(해시)을 남김</w:t>
+            </w:r>
+          </w:p>
+        </w:tc>
+        <w:tc>
+          <w:tcPr>
+            <w:tcW w:type="dxa" w:w="1581"/>
+          </w:tcPr>
+          <w:p>
+            <w:r/>
+            <w:r>
+              <w:rPr>
+                <w:rFonts w:eastAsia="Malgun Gothic" w:ascii="Malgun Gothic" w:hAnsi="Malgun Gothic"/>
+                <w:sz w:val="17"/>
+              </w:rPr>
+              <w:t>시험 전에 답안지 봉인</w:t>
+            </w:r>
+          </w:p>
+        </w:tc>
+        <w:tc>
+          <w:tcPr>
+            <w:tcW w:type="dxa" w:w="3812"/>
+          </w:tcPr>
+          <w:p>
+            <w:r/>
+            <w:r>
+              <w:rPr>
+                <w:rFonts w:eastAsia="Malgun Gothic" w:ascii="Malgun Gothic" w:hAnsi="Malgun Gothic"/>
+                <w:sz w:val="17"/>
+              </w:rPr>
+              <w:t>5항·9항 공식(지문 aff8be00…) · 예측표(32d9240b…) · 판독기 — 결과를 본 뒤 재적합 0 · 창 폭 변경 0</w:t>
             </w:r>
           </w:p>
         </w:tc>
@@ -6215,7 +6650,7 @@
         <w:pStyle w:val="Heading1"/>
       </w:pPr>
       <w:r>
-        <w:t>7장. 지금 어디에 있고, 무엇이 남았나 (2026-09-15)</w:t>
+        <w:t>7장. 지금 어디에 있고, 무엇이 남았나 (2026-09-19)</w:t>
       </w:r>
     </w:p>
     <w:tbl>
@@ -6639,7 +7074,7 @@
                 <w:rFonts w:eastAsia="Malgun Gothic" w:ascii="Malgun Gothic" w:hAnsi="Malgun Gothic"/>
                 <w:sz w:val="18"/>
               </w:rPr>
-              <w:t>보강 칸 선택 확정 · 통계·중간분석</w:t>
+              <w:t>보강 칸 선택 확정 · 통계·중간분석 · 논문 초안 v0.1</w:t>
             </w:r>
           </w:p>
         </w:tc>
@@ -6654,7 +7089,7 @@
                 <w:rFonts w:eastAsia="Malgun Gothic" w:ascii="Malgun Gothic" w:hAnsi="Malgun Gothic"/>
                 <w:sz w:val="18"/>
               </w:rPr>
-              <w:t>890칸 · 중간판 결과 (5-9절)</w:t>
+              <w:t>890칸 · 중간판 결과(보존) · 방법·검증 장 확정</w:t>
             </w:r>
           </w:p>
         </w:tc>
@@ -6671,7 +7106,7 @@
                 <w:rFonts w:eastAsia="Malgun Gothic" w:ascii="Malgun Gothic" w:hAnsi="Malgun Gothic"/>
                 <w:sz w:val="18"/>
               </w:rPr>
-              <w:t>09-14 ~ 15</w:t>
+              <w:t>09-15 ~ 09-19</w:t>
             </w:r>
           </w:p>
         </w:tc>
@@ -6686,7 +7121,7 @@
                 <w:rFonts w:eastAsia="Malgun Gothic" w:ascii="Malgun Gothic" w:hAnsi="Malgun Gothic"/>
                 <w:sz w:val="18"/>
               </w:rPr>
-              <w:t>2편 논문 초안 v0.1 · 참고문헌 확인 · 대시보드 갱신</w:t>
+              <w:t>보강 계산 (Stage C)</w:t>
             </w:r>
           </w:p>
         </w:tc>
@@ -6701,7 +7136,148 @@
                 <w:rFonts w:eastAsia="Malgun Gothic" w:ascii="Malgun Gothic" w:hAnsi="Malgun Gothic"/>
                 <w:sz w:val="18"/>
               </w:rPr>
-              <w:t>방법·검증 확정, 결과는 중간판 · 문헌 30건 식별자 확인</w:t>
+              <w:t>890칸 · 459,240건 · 약 2.9일 · 오류 0 · 검사 21항 통과 (16일 새벽 컴퓨터 메모리 한도로 1회 멈춤 → 기록 213,358건에서 이어 감 · 다시 계산한 것 없음)</w:t>
+            </w:r>
+          </w:p>
+        </w:tc>
+      </w:tr>
+      <w:tr>
+        <w:tc>
+          <w:tcPr>
+            <w:tcW w:type="dxa" w:w="1302"/>
+          </w:tcPr>
+          <w:p>
+            <w:r/>
+            <w:r>
+              <w:rPr>
+                <w:rFonts w:eastAsia="Malgun Gothic" w:ascii="Malgun Gothic" w:hAnsi="Malgun Gothic"/>
+                <w:sz w:val="18"/>
+              </w:rPr>
+              <w:t>09-19 낮</w:t>
+            </w:r>
+          </w:p>
+        </w:tc>
+        <w:tc>
+          <w:tcPr>
+            <w:tcW w:type="dxa" w:w="4277"/>
+          </w:tcPr>
+          <w:p>
+            <w:r/>
+            <w:r>
+              <w:rPr>
+                <w:rFonts w:eastAsia="Malgun Gothic" w:ascii="Malgun Gothic" w:hAnsi="Malgun Gothic"/>
+                <w:sz w:val="18"/>
+              </w:rPr>
+              <w:t>분석 동결 (검증 결과 열람 전)</w:t>
+            </w:r>
+          </w:p>
+        </w:tc>
+        <w:tc>
+          <w:tcPr>
+            <w:tcW w:type="dxa" w:w="3719"/>
+          </w:tcPr>
+          <w:p>
+            <w:r/>
+            <w:r>
+              <w:rPr>
+                <w:rFonts w:eastAsia="Malgun Gothic" w:ascii="Malgun Gothic" w:hAnsi="Malgun Gothic"/>
+                <w:sz w:val="18"/>
+              </w:rPr>
+              <w:t>풀링 계단표 · 5항/9항 공식 · 예측표 · 채점 규칙에 지문 남김</w:t>
+            </w:r>
+          </w:p>
+        </w:tc>
+      </w:tr>
+      <w:tr>
+        <w:tc>
+          <w:tcPr>
+            <w:tcW w:type="dxa" w:w="1302"/>
+          </w:tcPr>
+          <w:p>
+            <w:r/>
+            <w:r>
+              <w:rPr>
+                <w:rFonts w:eastAsia="Malgun Gothic" w:ascii="Malgun Gothic" w:hAnsi="Malgun Gothic"/>
+                <w:sz w:val="18"/>
+              </w:rPr>
+              <w:t>09-19</w:t>
+            </w:r>
+          </w:p>
+        </w:tc>
+        <w:tc>
+          <w:tcPr>
+            <w:tcW w:type="dxa" w:w="4277"/>
+          </w:tcPr>
+          <w:p>
+            <w:r/>
+            <w:r>
+              <w:rPr>
+                <w:rFonts w:eastAsia="Malgun Gothic" w:ascii="Malgun Gothic" w:hAnsi="Malgun Gothic"/>
+                <w:sz w:val="18"/>
+              </w:rPr>
+              <w:t>검증 계산 (Stage D)</w:t>
+            </w:r>
+          </w:p>
+        </w:tc>
+        <w:tc>
+          <w:tcPr>
+            <w:tcW w:type="dxa" w:w="3719"/>
+          </w:tcPr>
+          <w:p>
+            <w:r/>
+            <w:r>
+              <w:rPr>
+                <w:rFonts w:eastAsia="Malgun Gothic" w:ascii="Malgun Gothic" w:hAnsi="Malgun Gothic"/>
+                <w:sz w:val="18"/>
+              </w:rPr>
+              <w:t>새 조건 48개 · 137칸 · 43,292건 · 2.6시간 · 오류 0 · 검사 23항 통과</w:t>
+            </w:r>
+          </w:p>
+        </w:tc>
+      </w:tr>
+      <w:tr>
+        <w:tc>
+          <w:tcPr>
+            <w:tcW w:type="dxa" w:w="1302"/>
+          </w:tcPr>
+          <w:p>
+            <w:r/>
+            <w:r>
+              <w:rPr>
+                <w:rFonts w:eastAsia="Malgun Gothic" w:ascii="Malgun Gothic" w:hAnsi="Malgun Gothic"/>
+                <w:sz w:val="18"/>
+              </w:rPr>
+              <w:t>09-19 밤</w:t>
+            </w:r>
+          </w:p>
+        </w:tc>
+        <w:tc>
+          <w:tcPr>
+            <w:tcW w:type="dxa" w:w="4277"/>
+          </w:tcPr>
+          <w:p>
+            <w:r/>
+            <w:r>
+              <w:rPr>
+                <w:rFonts w:eastAsia="Malgun Gothic" w:ascii="Malgun Gothic" w:hAnsi="Malgun Gothic"/>
+                <w:sz w:val="18"/>
+              </w:rPr>
+              <w:t>최종 통계 · 검증 채점 · 2편 논문 v0.2 · 이 자료 3종 재생성</w:t>
+            </w:r>
+          </w:p>
+        </w:tc>
+        <w:tc>
+          <w:tcPr>
+            <w:tcW w:type="dxa" w:w="3719"/>
+          </w:tcPr>
+          <w:p>
+            <w:r/>
+            <w:r>
+              <w:rPr>
+                <w:rFonts w:eastAsia="Malgun Gothic" w:ascii="Malgun Gothic" w:hAnsi="Malgun Gothic"/>
+                <w:sz w:val="18"/>
+              </w:rPr>
+              <w:t>결과를 본 뒤 규칙·공식 변경 0 · 논문 검사기 4종 통과</w:t>
             </w:r>
           </w:p>
         </w:tc>
@@ -6722,7 +7298,7 @@
         <w:pStyle w:val="Heading2"/>
       </w:pPr>
       <w:r>
-        <w:t>7-1. 앞으로 (모두 추정)</w:t>
+        <w:t>7-1. 앞으로</w:t>
       </w:r>
     </w:p>
     <w:tbl>
@@ -6802,7 +7378,7 @@
                 <w:rFonts w:eastAsia="Malgun Gothic" w:ascii="Malgun Gothic" w:hAnsi="Malgun Gothic"/>
                 <w:sz w:val="18"/>
               </w:rPr>
-              <w:t>선생님 지시 후 약 2주</w:t>
+              <w:t>다음 (선생님)</w:t>
             </w:r>
           </w:p>
         </w:tc>
@@ -6817,7 +7393,7 @@
                 <w:rFonts w:eastAsia="Malgun Gothic" w:ascii="Malgun Gothic" w:hAnsi="Malgun Gothic"/>
                 <w:sz w:val="18"/>
               </w:rPr>
-              <w:t>보강 계산 (Stage C) · 컴퓨터 1대 · 890칸 · 445,000회</w:t>
+              <w:t>2편 논문 마무리 — 이해관계 문안(1편 서명본에서 이관) · 저자·소속·ORCID · 투고지 결정</w:t>
             </w:r>
           </w:p>
         </w:tc>
@@ -6832,7 +7408,7 @@
                 <w:rFonts w:eastAsia="Malgun Gothic" w:ascii="Malgun Gothic" w:hAnsi="Malgun Gothic"/>
                 <w:sz w:val="18"/>
               </w:rPr>
-              <w:t>창을 벗어난 계단의 경계 · 경계 못 찾은 계단의 90% 선 · 경계 확정 계단의 정밀도</w:t>
+              <w:t>투고 원고</w:t>
             </w:r>
           </w:p>
         </w:tc>
@@ -6849,7 +7425,7 @@
                 <w:rFonts w:eastAsia="Malgun Gothic" w:ascii="Malgun Gothic" w:hAnsi="Malgun Gothic"/>
                 <w:sz w:val="18"/>
               </w:rPr>
-              <w:t>보강 직후 (며칠)</w:t>
+              <w:t>이후</w:t>
             </w:r>
           </w:p>
         </w:tc>
@@ -6864,7 +7440,7 @@
                 <w:rFonts w:eastAsia="Malgun Gothic" w:ascii="Malgun Gothic" w:hAnsi="Malgun Gothic"/>
                 <w:sz w:val="18"/>
               </w:rPr>
-              <w:t>검증 계산 (Stage D) · 새 조건 64개 × 3칸 × 300회</w:t>
+              <w:t>2편 투고</w:t>
             </w:r>
           </w:p>
         </w:tc>
@@ -6879,7 +7455,7 @@
                 <w:rFonts w:eastAsia="Malgun Gothic" w:ascii="Malgun Gothic" w:hAnsi="Malgun Gothic"/>
                 <w:sz w:val="18"/>
               </w:rPr>
-              <w:t>지도·공식이 얼마나 맞히는지 채점 (보강이 끝나면 자동 시작)</w:t>
+              <w:t>Health Care Management Science 또는 European Journal of Operational Research 후보</w:t>
             </w:r>
           </w:p>
         </w:tc>
@@ -6896,7 +7472,7 @@
                 <w:rFonts w:eastAsia="Malgun Gothic" w:ascii="Malgun Gothic" w:hAnsi="Malgun Gothic"/>
                 <w:sz w:val="18"/>
               </w:rPr>
-              <w:t>검증 직후</w:t>
+              <w:t>병행</w:t>
             </w:r>
           </w:p>
         </w:tc>
@@ -6911,7 +7487,7 @@
                 <w:rFonts w:eastAsia="Malgun Gothic" w:ascii="Malgun Gothic" w:hAnsi="Malgun Gothic"/>
                 <w:sz w:val="18"/>
               </w:rPr>
-              <w:t>통계 재계산 · 2편 원고 확정</w:t>
+              <w:t>1편 투고</w:t>
             </w:r>
           </w:p>
         </w:tc>
@@ -6926,7 +7502,7 @@
                 <w:rFonts w:eastAsia="Malgun Gothic" w:ascii="Malgun Gothic" w:hAnsi="Malgun Gothic"/>
                 <w:sz w:val="18"/>
               </w:rPr>
-              <w:t>중간판 숫자를 같은 프로그램으로 다시 내어 확정 · 표·그림·결론 갱신</w:t>
+              <w:t>간호행정학회지 · 연구책임자 승인 후</w:t>
             </w:r>
           </w:p>
         </w:tc>
@@ -6943,7 +7519,7 @@
                 <w:rFonts w:eastAsia="Malgun Gothic" w:ascii="Malgun Gothic" w:hAnsi="Malgun Gothic"/>
                 <w:sz w:val="18"/>
               </w:rPr>
-              <w:t>이후</w:t>
+              <w:t>예약</w:t>
             </w:r>
           </w:p>
         </w:tc>
@@ -6958,7 +7534,7 @@
                 <w:rFonts w:eastAsia="Malgun Gothic" w:ascii="Malgun Gothic" w:hAnsi="Malgun Gothic"/>
                 <w:sz w:val="18"/>
               </w:rPr>
-              <w:t>2편 투고</w:t>
+              <w:t>3편 착수 판단</w:t>
             </w:r>
           </w:p>
         </w:tc>
@@ -6973,101 +7549,7 @@
                 <w:rFonts w:eastAsia="Malgun Gothic" w:ascii="Malgun Gothic" w:hAnsi="Malgun Gothic"/>
                 <w:sz w:val="18"/>
               </w:rPr>
-              <w:t>연구책임자 결정 후</w:t>
-            </w:r>
-          </w:p>
-        </w:tc>
-      </w:tr>
-      <w:tr>
-        <w:tc>
-          <w:tcPr>
-            <w:tcW w:type="dxa" w:w="1860"/>
-          </w:tcPr>
-          <w:p>
-            <w:r/>
-            <w:r>
-              <w:rPr>
-                <w:rFonts w:eastAsia="Malgun Gothic" w:ascii="Malgun Gothic" w:hAnsi="Malgun Gothic"/>
-                <w:sz w:val="18"/>
-              </w:rPr>
-              <w:t>병행</w:t>
-            </w:r>
-          </w:p>
-        </w:tc>
-        <w:tc>
-          <w:tcPr>
-            <w:tcW w:type="dxa" w:w="3719"/>
-          </w:tcPr>
-          <w:p>
-            <w:r/>
-            <w:r>
-              <w:rPr>
-                <w:rFonts w:eastAsia="Malgun Gothic" w:ascii="Malgun Gothic" w:hAnsi="Malgun Gothic"/>
-                <w:sz w:val="18"/>
-              </w:rPr>
-              <w:t>1편 투고</w:t>
-            </w:r>
-          </w:p>
-        </w:tc>
-        <w:tc>
-          <w:tcPr>
-            <w:tcW w:type="dxa" w:w="3719"/>
-          </w:tcPr>
-          <w:p>
-            <w:r/>
-            <w:r>
-              <w:rPr>
-                <w:rFonts w:eastAsia="Malgun Gothic" w:ascii="Malgun Gothic" w:hAnsi="Malgun Gothic"/>
-                <w:sz w:val="18"/>
-              </w:rPr>
-              <w:t>간호행정학회지 · 연구책임자 승인 후</w:t>
-            </w:r>
-          </w:p>
-        </w:tc>
-      </w:tr>
-      <w:tr>
-        <w:tc>
-          <w:tcPr>
-            <w:tcW w:type="dxa" w:w="1860"/>
-          </w:tcPr>
-          <w:p>
-            <w:r/>
-            <w:r>
-              <w:rPr>
-                <w:rFonts w:eastAsia="Malgun Gothic" w:ascii="Malgun Gothic" w:hAnsi="Malgun Gothic"/>
-                <w:sz w:val="18"/>
-              </w:rPr>
-              <w:t>예약</w:t>
-            </w:r>
-          </w:p>
-        </w:tc>
-        <w:tc>
-          <w:tcPr>
-            <w:tcW w:type="dxa" w:w="3719"/>
-          </w:tcPr>
-          <w:p>
-            <w:r/>
-            <w:r>
-              <w:rPr>
-                <w:rFonts w:eastAsia="Malgun Gothic" w:ascii="Malgun Gothic" w:hAnsi="Malgun Gothic"/>
-                <w:sz w:val="18"/>
-              </w:rPr>
-              <w:t>3편 착수 판단</w:t>
-            </w:r>
-          </w:p>
-        </w:tc>
-        <w:tc>
-          <w:tcPr>
-            <w:tcW w:type="dxa" w:w="3719"/>
-          </w:tcPr>
-          <w:p>
-            <w:r/>
-            <w:r>
-              <w:rPr>
-                <w:rFonts w:eastAsia="Malgun Gothic" w:ascii="Malgun Gothic" w:hAnsi="Malgun Gothic"/>
-                <w:sz w:val="18"/>
-              </w:rPr>
-              <w:t>갑작스러운 병가·결근을 버티는 여유 인원 — 2편 뒤 판단</w:t>
+              <w:t>갑작스러운 병가·결근을 버티는 여유 인원 — 선생님 판단</w:t>
             </w:r>
           </w:p>
         </w:tc>
@@ -7099,7 +7581,7 @@
         <w:rPr>
           <w:rFonts w:eastAsia="Malgun Gothic" w:ascii="Malgun Gothic" w:hAnsi="Malgun Gothic"/>
         </w:rPr>
-        <w:t>보강 계산 시작: 준비(칸 선택·계약)는 끝났고, 컴퓨터 한 대를 약 15일 쓰는 일이라 시작 시점은 선생님이 정합니다. ‘진행’ 한마디면 그날 시작합니다.</w:t>
+        <w:t>2편 투고: 이해관계(COI) 문안을 1편 서명본에서 옮겨 넣기, 저자·소속·ORCID, 투고지. 계산·규칙 관련 결정은 남아 있지 않습니다.</w:t>
       </w:r>
     </w:p>
     <w:p>
@@ -7121,7 +7603,7 @@
         <w:rPr>
           <w:rFonts w:eastAsia="Malgun Gothic" w:ascii="Malgun Gothic" w:hAnsi="Malgun Gothic"/>
         </w:rPr>
-        <w:t>공모: 접수 기간 2026-09-01~30. 계획서(41 v1.6)와 제출 전 체크리스트(43)가 준비돼 있고, 진행은 연구책임자가 직접 합니다.</w:t>
+        <w:t>공모: 접수 기간 2026-09-01~30. 계획서(41)와 제출 전 체크리스트(43)가 준비돼 있고, 진행은 연구책임자가 직접 합니다.</w:t>
       </w:r>
     </w:p>
     <w:p>
@@ -7132,7 +7614,7 @@
         <w:rPr>
           <w:rFonts w:eastAsia="Malgun Gothic" w:ascii="Malgun Gothic" w:hAnsi="Malgun Gothic"/>
         </w:rPr>
-        <w:t>그 밖의 계산·규칙 관련 결정은 남아 있지 않습니다. 보강이 끝나면 검증은 자동으로 이어지고, 통계와 원고는 같은 프로그램이 다시 만듭니다.</w:t>
+        <w:t>3편 착수 여부.</w:t>
       </w:r>
     </w:p>
     <w:tbl>
@@ -7165,7 +7647,7 @@
                 <w:rFonts w:eastAsia="Malgun Gothic" w:ascii="Malgun Gothic" w:hAnsi="Malgun Gothic"/>
                 <w:sz w:val="20"/>
               </w:rPr>
-              <w:t>계산은 정한 순서대로 가고 있고, 남은 결정은 보강 계산의 시작 시점과 1편 투고에 관한 셋뿐입니다.</w:t>
+              <w:t>계산은 정한 순서대로 전부 끝났고, 남은 결정은 두 편의 투고에 관한 것과 3편 착수 여부입니다.</w:t>
             </w:r>
           </w:p>
         </w:tc>
@@ -7303,7 +7785,7 @@
                 <w:rFonts w:eastAsia="Malgun Gothic" w:ascii="Malgun Gothic" w:hAnsi="Malgun Gothic"/>
                 <w:sz w:val="18"/>
               </w:rPr>
-              <w:t>1편에서는 ‘1.6이면 충분하다는 것을 확인하지 못했다’까지였습니다. 세밀 지도의 중간판에서는 더 말할 수 있습니다 — 540개 조건 계단 중 506개에서 1.6은 확정적으로 모자랐고(부족분 최소 중앙값 4명), 다만 하루 수요에 대한 기울기(1.63)는 맞고 빠진 것은 시작점(절편)과 휴무 일수 항입니다. 가상 조건에서의 결과이고 보강·검증 뒤 확정합니다.</w:t>
+              <w:t>1편에서는 ‘1.6이면 충분하다는 것을 확인하지 못했다’까지였습니다. 2편의 최종 결과는 더 말합니다 — 540개 조건 계단 중 517개에서 1.6은 확정적으로 모자랐고(부족분 최소 중앙값 4명), 새 조건의 검증에서도 경계가 확정된 21개 중 ±1명 안에 든 것은 10%뿐이었습니다. 다만 하루 수요에 대한 기울기는 크게 틀리지 않았고, 빠진 것은 시작점(절편)과 휴무·야간 항입니다. 가상 조건에서의 결과입니다.</w:t>
             </w:r>
           </w:p>
         </w:tc>
@@ -7367,7 +7849,7 @@
                 <w:rFonts w:eastAsia="Malgun Gothic" w:ascii="Malgun Gothic" w:hAnsi="Malgun Gothic"/>
                 <w:sz w:val="18"/>
               </w:rPr>
-              <w:t>아직 안 됩니다. 지도를 만든 같은 자료로 적합한 중간판이고, 검증 계산이 남아 있으며, 가상 조건의 공식이라 실제 자료로 외부 검증하기 전에는 참고 자료입니다. 논문에는 적용 범위와 이 단서를 공식과 함께 인쇄합니다.</w:t>
+              <w:t>아직 안 됩니다. 새 가상 조건으로 채점하는 검증은 통과했지만(21개 조건에서 ±1명 67%), 그 조건도 가상입니다. 실제 자료로 외부 검증하기 전에는 참고 자료이고, 논문에는 적용 범위와 이 단서를 공식과 함께 인쇄합니다.</w:t>
             </w:r>
           </w:p>
         </w:tc>
@@ -7416,7 +7898,7 @@
                 <w:rFonts w:eastAsia="Malgun Gothic" w:ascii="Malgun Gothic" w:hAnsi="Malgun Gothic"/>
                 <w:sz w:val="18"/>
               </w:rPr>
-              <w:t>경계를 확정한 계단이 21%뿐인 건 실패 아닌가요?</w:t>
+              <w:t>세밀 지도에서 경계를 확정한 계단이 21%뿐이었던 건 실패 아닌가요?</w:t>
             </w:r>
           </w:p>
         </w:tc>
@@ -7431,7 +7913,7 @@
                 <w:rFonts w:eastAsia="Malgun Gothic" w:ascii="Malgun Gothic" w:hAnsi="Malgun Gothic"/>
                 <w:sz w:val="18"/>
               </w:rPr>
-              <w:t>아닙니다. 훑기(칸당 120회)의 해상도가 그만큼이라는 것을 세밀 지도(칸당 500회)가 숫자로 보여 준 것입니다. 창을 벗어난 계단은 보강 계산이 창을 넓혀 다시 재고, 그 규칙은 결과를 보기 전에 정해져 있었습니다.</w:t>
+              <w:t>아닙니다. 훑기(칸당 120회)의 해상도가 그만큼이라는 것을 세밀 지도(칸당 500회)가 숫자로 보여 준 것입니다. 보강 계산이 창을 넓혀 다시 재서 최소 인원이 확정된 계단을 276개(51%)로 늘렸고, 그 규칙은 결과를 보기 전에 정해져 있었습니다.</w:t>
             </w:r>
           </w:p>
         </w:tc>
@@ -7448,7 +7930,7 @@
                 <w:rFonts w:eastAsia="Malgun Gothic" w:ascii="Malgun Gothic" w:hAnsi="Malgun Gothic"/>
                 <w:sz w:val="18"/>
               </w:rPr>
-              <w:t>A형은 95.3%인데 왜 불확정인가요?</w:t>
+              <w:t>검증에서 경계를 44%밖에 확정 못 했으면 실패 아닌가요?</w:t>
             </w:r>
           </w:p>
         </w:tc>
@@ -7463,7 +7945,7 @@
                 <w:rFonts w:eastAsia="Malgun Gothic" w:ascii="Malgun Gothic" w:hAnsi="Malgun Gothic"/>
                 <w:sz w:val="18"/>
               </w:rPr>
-              <w:t>1,350번은 무한히 많은 달 가운데 일부라 우연히 조금 높게 나올 수 있습니다. 여론조사 오차범위와 같은 이유로 판정선을 1,302회로 잡았고, A형은 1,287회로 15번 모자랐습니다. ‘거의 95%지만 확정은 못 한다’가 정확합니다.</w:t>
+              <w:t>실패가 아니라 측정 결과입니다. 창은 ‘예측 ±1’ 세 칸으로 미리 정했고, 그 안에서 경계가 확정되지 않은 27개 조건은 범위로 정직하게 보고합니다. 원인은 95% 목표가 평평한 곡선 위에 있다는, 세밀 지도에서 이미 보고한 한계와 같습니다. 결과를 본 뒤 창을 넓히거나 목표를 내리면 검증이 아니게 되므로 그렇게 하지 않았습니다.</w:t>
             </w:r>
           </w:p>
         </w:tc>
@@ -7480,7 +7962,7 @@
                 <w:rFonts w:eastAsia="Malgun Gothic" w:ascii="Malgun Gothic" w:hAnsi="Malgun Gothic"/>
                 <w:sz w:val="18"/>
               </w:rPr>
-              <w:t>사람이 늘었는데 왜 성공률이 내려가나요?</w:t>
+              <w:t>A형은 95.3%인데 왜 불확정인가요?</w:t>
             </w:r>
           </w:p>
         </w:tc>
@@ -7495,7 +7977,7 @@
                 <w:rFonts w:eastAsia="Malgun Gothic" w:ascii="Malgun Gothic" w:hAnsi="Malgun Gothic"/>
                 <w:sz w:val="18"/>
               </w:rPr>
-              <w:t>1편의 명단 만드는 방식에서는 사람을 더하면 신규·경력 비율과 연가 배정이 다시 짜였습니다. 2편은 이 문제를 피하려고 인원을 늘리는 방식을 둘로 나눴고, 그래도 창 안에서 오르내리는 계단(M)이 62개 있었습니다. 성공률 곡선이 평평한 구간에서는 이런 오르내림이 자연스럽습니다.</w:t>
+              <w:t>1,350번은 무한히 많은 달 가운데 일부라 우연히 조금 높게 나올 수 있습니다. 여론조사 오차범위와 같은 이유로 판정선을 1,302회로 잡았고, A형은 1,287회로 15번 모자랐습니다. ‘거의 95%지만 확정은 못 한다’가 정확합니다.</w:t>
             </w:r>
           </w:p>
         </w:tc>
@@ -7512,7 +7994,7 @@
                 <w:rFonts w:eastAsia="Malgun Gothic" w:ascii="Malgun Gothic" w:hAnsi="Malgun Gothic"/>
                 <w:sz w:val="18"/>
               </w:rPr>
-              <w:t>컴퓨터가 짠 근무표를 그대로 쓰나요?</w:t>
+              <w:t>사람이 늘었는데 왜 성공률이 내려가나요?</w:t>
             </w:r>
           </w:p>
         </w:tc>
@@ -7527,7 +8009,7 @@
                 <w:rFonts w:eastAsia="Malgun Gothic" w:ascii="Malgun Gothic" w:hAnsi="Malgun Gothic"/>
                 <w:sz w:val="18"/>
               </w:rPr>
-              <w:t>아닙니다. 이 연구의 질문은 ‘규칙을 다 지킨 표가 존재하는가’이지 ‘좋은 표인가’가 아닙니다. 계산기는 규칙을 지킨 표를 하나 찾으면 멈추고, 누가 밤을 더 하는지 같은 공정성은 보지 않습니다.</w:t>
+              <w:t>1편의 명단 만드는 방식에서는 사람을 더하면 신규·경력 비율과 연가 배정이 다시 짜였습니다. 2편은 이 문제를 피하려고 인원을 늘리는 방식을 둘로 나눴고, 그래도 창 안에서 오르내리는 계단(M)이 62개 있었습니다. 성공률 곡선이 평평한 구간에서는 이런 오르내림이 자연스럽습니다.</w:t>
             </w:r>
           </w:p>
         </w:tc>
@@ -7544,7 +8026,7 @@
                 <w:rFonts w:eastAsia="Malgun Gothic" w:ascii="Malgun Gothic" w:hAnsi="Malgun Gothic"/>
                 <w:sz w:val="18"/>
               </w:rPr>
-              <w:t>IRB 심의는요?</w:t>
+              <w:t>컴퓨터가 짠 근무표를 그대로 쓰나요?</w:t>
             </w:r>
           </w:p>
         </w:tc>
@@ -7559,7 +8041,7 @@
                 <w:rFonts w:eastAsia="Malgun Gothic" w:ascii="Malgun Gothic" w:hAnsi="Malgun Gothic"/>
                 <w:sz w:val="18"/>
               </w:rPr>
-              <w:t>실제 사람의 자료를 전혀 쓰지 않는 완전 합성 연구라 인간대상연구 심의 대상이 아닙니다(비대상). ‘면제 승인을 받았다’가 아니라 ‘대상이 아니다’가 정확한 표현입니다.</w:t>
+              <w:t>아닙니다. 이 연구의 질문은 ‘규칙을 다 지킨 표가 존재하는가’이지 ‘좋은 표인가’가 아닙니다. 계산기는 규칙을 지킨 표를 하나 찾으면 멈추고, 누가 밤을 더 하는지 같은 공정성은 보지 않습니다.</w:t>
             </w:r>
           </w:p>
         </w:tc>
@@ -7576,6 +8058,38 @@
                 <w:rFonts w:eastAsia="Malgun Gothic" w:ascii="Malgun Gothic" w:hAnsi="Malgun Gothic"/>
                 <w:sz w:val="18"/>
               </w:rPr>
+              <w:t>IRB 심의는요?</w:t>
+            </w:r>
+          </w:p>
+        </w:tc>
+        <w:tc>
+          <w:tcPr>
+            <w:tcW w:type="dxa" w:w="6508"/>
+          </w:tcPr>
+          <w:p>
+            <w:r/>
+            <w:r>
+              <w:rPr>
+                <w:rFonts w:eastAsia="Malgun Gothic" w:ascii="Malgun Gothic" w:hAnsi="Malgun Gothic"/>
+                <w:sz w:val="18"/>
+              </w:rPr>
+              <w:t>실제 사람의 자료를 전혀 쓰지 않는 완전 합성 연구라 인간대상연구 심의 대상이 아닙니다(비대상). ‘면제 승인을 받았다’가 아니라 ‘대상이 아니다’가 정확한 표현입니다.</w:t>
+            </w:r>
+          </w:p>
+        </w:tc>
+      </w:tr>
+      <w:tr>
+        <w:tc>
+          <w:tcPr>
+            <w:tcW w:type="dxa" w:w="2789"/>
+          </w:tcPr>
+          <w:p>
+            <w:r/>
+            <w:r>
+              <w:rPr>
+                <w:rFonts w:eastAsia="Malgun Gothic" w:ascii="Malgun Gothic" w:hAnsi="Malgun Gothic"/>
+                <w:sz w:val="18"/>
+              </w:rPr>
               <w:t>언제 끝나나요?</w:t>
             </w:r>
           </w:p>
@@ -7591,7 +8105,7 @@
                 <w:rFonts w:eastAsia="Malgun Gothic" w:ascii="Malgun Gothic" w:hAnsi="Malgun Gothic"/>
                 <w:sz w:val="18"/>
               </w:rPr>
-              <w:t>보강 계산은 시작 지시 후 약 15일, 검증 계산은 그 직후 며칠, 통계와 원고 확정은 그 뒤입니다. 계산 속도가 밤낮과 문제 난이도에 따라 달라져 확정 날짜는 없습니다.</w:t>
+              <w:t>계산은 2026년 9월 19일에 전부 끝났습니다. 남은 것은 2편 논문의 저자·소속·이해관계 문안과 투고이고, 이는 연구책임자의 결정 사항입니다.</w:t>
             </w:r>
           </w:p>
         </w:tc>
@@ -8291,7 +8805,7 @@
                 <w:rFonts w:eastAsia="Malgun Gothic" w:ascii="Malgun Gothic" w:hAnsi="Malgun Gothic"/>
                 <w:sz w:val="18"/>
               </w:rPr>
-              <w:t>공식을 만들 때 쓰지 않은 계단으로 채점하는 방법. 검증 계산(D)의 예행연습</w:t>
+              <w:t>공식을 만들 때 쓰지 않은 계단으로 채점하는 방법. 검증 계산(D)의 예행연습(모의고사)</w:t>
             </w:r>
           </w:p>
         </w:tc>
@@ -8309,7 +8823,7 @@
                 <w:b/>
                 <w:sz w:val="18"/>
               </w:rPr>
-              <w:t>요인분해(Sobol 지수)</w:t>
+              <w:t>풀링</w:t>
             </w:r>
           </w:p>
         </w:tc>
@@ -8324,7 +8838,7 @@
                 <w:rFonts w:eastAsia="Malgun Gothic" w:ascii="Malgun Gothic" w:hAnsi="Malgun Gothic"/>
                 <w:sz w:val="18"/>
               </w:rPr>
-              <w:t>8개 손잡이 중 어느 것이 답을 가장 크게 흔드는지 재는 방법. 지수 값보다 순서를 읽음</w:t>
+              <w:t>같은 칸을 세밀 지도와 보강에서 두 번 잰 경우 두 결과를 합쳐 읽는 것</w:t>
             </w:r>
           </w:p>
         </w:tc>
@@ -8342,7 +8856,7 @@
                 <w:b/>
                 <w:sz w:val="18"/>
               </w:rPr>
-              <w:t>보강(Stage C) · 검증(Stage D)</w:t>
+              <w:t>산수 하한에서 확정 (floor-pinned)</w:t>
             </w:r>
           </w:p>
         </w:tc>
@@ -8357,7 +8871,7 @@
                 <w:rFonts w:eastAsia="Malgun Gothic" w:ascii="Malgun Gothic" w:hAnsi="Malgun Gothic"/>
                 <w:sz w:val="18"/>
               </w:rPr>
-              <w:t>창을 벗어난 계단·못 찾은 칸·경계 확정 칸 추가 계산(890칸) · 새 조건 64개로 지도·산식 채점</w:t>
+              <w:t>N₀ 그 자체에서 이미 95%를 넘어 최소 인원이 정확히 N₀로 정해진 계단·조건</w:t>
             </w:r>
           </w:p>
         </w:tc>
@@ -8375,7 +8889,7 @@
                 <w:b/>
                 <w:sz w:val="18"/>
               </w:rPr>
-              <w:t>두 가지 인원구성 방식</w:t>
+              <w:t>분석 동결</w:t>
             </w:r>
           </w:p>
         </w:tc>
@@ -8390,7 +8904,7 @@
                 <w:rFonts w:eastAsia="Malgun Gothic" w:ascii="Malgun Gothic" w:hAnsi="Malgun Gothic"/>
                 <w:sz w:val="18"/>
               </w:rPr>
-              <w:t>사람을 더할 때 신규·경력 비율도 다시 맞추는 방식(nested) / 한 사람만 더하는 방식(decouple)</w:t>
+              <w:t>공식·채점 규칙·예측표를 검증 결과를 열기 전에 확정하고 지문을 남긴 것</w:t>
             </w:r>
           </w:p>
         </w:tc>
@@ -8408,7 +8922,7 @@
                 <w:b/>
                 <w:sz w:val="18"/>
               </w:rPr>
-              <w:t>중간판 (interim)</w:t>
+              <w:t>요인분해(Sobol 지수)</w:t>
             </w:r>
           </w:p>
         </w:tc>
@@ -8423,7 +8937,106 @@
                 <w:rFonts w:eastAsia="Malgun Gothic" w:ascii="Malgun Gothic" w:hAnsi="Malgun Gothic"/>
                 <w:sz w:val="18"/>
               </w:rPr>
-              <w:t>세밀 지도만으로 낸 숫자. 보강·검증 뒤 같은 프로그램으로 다시 계산해 확정</w:t>
+              <w:t>8개 손잡이 중 어느 것이 답을 가장 크게 흔드는지 재는 방법. 지수 값보다 순서를 읽음</w:t>
+            </w:r>
+          </w:p>
+        </w:tc>
+      </w:tr>
+      <w:tr>
+        <w:tc>
+          <w:tcPr>
+            <w:tcW w:type="dxa" w:w="2789"/>
+          </w:tcPr>
+          <w:p>
+            <w:r/>
+            <w:r>
+              <w:rPr>
+                <w:rFonts w:eastAsia="Malgun Gothic" w:ascii="Malgun Gothic" w:hAnsi="Malgun Gothic"/>
+                <w:b/>
+                <w:sz w:val="18"/>
+              </w:rPr>
+              <w:t>보강(Stage C) · 검증(Stage D)</w:t>
+            </w:r>
+          </w:p>
+        </w:tc>
+        <w:tc>
+          <w:tcPr>
+            <w:tcW w:type="dxa" w:w="6508"/>
+          </w:tcPr>
+          <w:p>
+            <w:r/>
+            <w:r>
+              <w:rPr>
+                <w:rFonts w:eastAsia="Malgun Gothic" w:ascii="Malgun Gothic" w:hAnsi="Malgun Gothic"/>
+                <w:sz w:val="18"/>
+              </w:rPr>
+              <w:t>창을 벗어난 계단·못 찾은 칸·경계 확정 칸 추가 계산(890칸 · 완료) · 새 조건 64개로 지도·산식 채점(완료)</w:t>
+            </w:r>
+          </w:p>
+        </w:tc>
+      </w:tr>
+      <w:tr>
+        <w:tc>
+          <w:tcPr>
+            <w:tcW w:type="dxa" w:w="2789"/>
+          </w:tcPr>
+          <w:p>
+            <w:r/>
+            <w:r>
+              <w:rPr>
+                <w:rFonts w:eastAsia="Malgun Gothic" w:ascii="Malgun Gothic" w:hAnsi="Malgun Gothic"/>
+                <w:b/>
+                <w:sz w:val="18"/>
+              </w:rPr>
+              <w:t>두 가지 인원구성 방식</w:t>
+            </w:r>
+          </w:p>
+        </w:tc>
+        <w:tc>
+          <w:tcPr>
+            <w:tcW w:type="dxa" w:w="6508"/>
+          </w:tcPr>
+          <w:p>
+            <w:r/>
+            <w:r>
+              <w:rPr>
+                <w:rFonts w:eastAsia="Malgun Gothic" w:ascii="Malgun Gothic" w:hAnsi="Malgun Gothic"/>
+                <w:sz w:val="18"/>
+              </w:rPr>
+              <w:t>사람을 더할 때 신규·경력 비율도 다시 맞추는 방식(nested) / 한 사람만 더하는 방식(decouple)</w:t>
+            </w:r>
+          </w:p>
+        </w:tc>
+      </w:tr>
+      <w:tr>
+        <w:tc>
+          <w:tcPr>
+            <w:tcW w:type="dxa" w:w="2789"/>
+          </w:tcPr>
+          <w:p>
+            <w:r/>
+            <w:r>
+              <w:rPr>
+                <w:rFonts w:eastAsia="Malgun Gothic" w:ascii="Malgun Gothic" w:hAnsi="Malgun Gothic"/>
+                <w:b/>
+                <w:sz w:val="18"/>
+              </w:rPr>
+              <w:t>중간판 (interim) · 최종</w:t>
+            </w:r>
+          </w:p>
+        </w:tc>
+        <w:tc>
+          <w:tcPr>
+            <w:tcW w:type="dxa" w:w="6508"/>
+          </w:tcPr>
+          <w:p>
+            <w:r/>
+            <w:r>
+              <w:rPr>
+                <w:rFonts w:eastAsia="Malgun Gothic" w:ascii="Malgun Gothic" w:hAnsi="Malgun Gothic"/>
+                <w:sz w:val="18"/>
+              </w:rPr>
+              <w:t>중간판 = 세밀 지도만으로 낸 9월 14일 숫자(보존). 최종 = 보강·검증 뒤 같은 프로그램으로 다시 계산한 이 글의 숫자</w:t>
             </w:r>
           </w:p>
         </w:tc>
@@ -8936,7 +9549,7 @@
                 <w:b/>
                 <w:sz w:val="18"/>
               </w:rPr>
-              <w:t>2명 · 8%</w:t>
+              <w:t>276 / 540</w:t>
             </w:r>
           </w:p>
         </w:tc>
@@ -8951,7 +9564,7 @@
                 <w:rFonts w:eastAsia="Malgun Gothic" w:ascii="Malgun Gothic" w:hAnsi="Malgun Gothic"/>
                 <w:sz w:val="18"/>
               </w:rPr>
-              <w:t>Δ 중앙값 · 필요 인원 중 규칙 조합의 몫 (중간판)</w:t>
+              <w:t>보강 뒤 최소 인원이 숫자로 정해진 계단 (경계 확정 + 산수 하한에서 확정)</w:t>
             </w:r>
           </w:p>
         </w:tc>
@@ -8969,7 +9582,7 @@
                 <w:b/>
                 <w:sz w:val="18"/>
               </w:rPr>
-              <w:t>506 / 540 · ≥ 4명</w:t>
+              <w:t>3명 · 9%</w:t>
             </w:r>
           </w:p>
         </w:tc>
@@ -8984,7 +9597,7 @@
                 <w:rFonts w:eastAsia="Malgun Gothic" w:ascii="Malgun Gothic" w:hAnsi="Malgun Gothic"/>
                 <w:sz w:val="18"/>
               </w:rPr>
-              <w:t>1.6이 확정적으로 모자란 계단 · 부족분 최소 중앙값 (중간판)</w:t>
+              <w:t>Δ 중앙값 · 필요 인원 중 규칙 조합의 몫 (최종 · 풀링)</w:t>
             </w:r>
           </w:p>
         </w:tc>
@@ -9002,7 +9615,7 @@
                 <w:b/>
                 <w:sz w:val="18"/>
               </w:rPr>
-              <w:t>51% vs 12%</w:t>
+              <w:t>517 / 540 · ≥ 4명</w:t>
             </w:r>
           </w:p>
         </w:tc>
@@ -9017,7 +9630,7 @@
                 <w:rFonts w:eastAsia="Malgun Gothic" w:ascii="Malgun Gothic" w:hAnsi="Malgun Gothic"/>
                 <w:sz w:val="18"/>
               </w:rPr>
-              <w:t>5항 공식 vs 1.6의 ±1명 적중률 (교차검증 · 중간판)</w:t>
+              <w:t>1.6이 확정적으로 모자란 계단 · 부족분 최소 중앙값 (최종 · 풀링)</w:t>
             </w:r>
           </w:p>
         </w:tc>
@@ -9035,7 +9648,7 @@
                 <w:b/>
                 <w:sz w:val="18"/>
               </w:rPr>
-              <w:t>1.634</w:t>
+              <w:t>67% vs 10%</w:t>
             </w:r>
           </w:p>
         </w:tc>
@@ -9050,7 +9663,7 @@
                 <w:rFonts w:eastAsia="Malgun Gothic" w:ascii="Malgun Gothic" w:hAnsi="Malgun Gothic"/>
                 <w:sz w:val="18"/>
               </w:rPr>
-              <w:t>5항 공식의 하루 수요 기울기 — 1.6과 사실상 같음</w:t>
+              <w:t>5항 공식 vs 1.6의 ±1명 적중률 (검증 · 경계 확정 21개 조건)</w:t>
             </w:r>
           </w:p>
         </w:tc>
@@ -9068,7 +9681,7 @@
                 <w:b/>
                 <w:sz w:val="18"/>
               </w:rPr>
-              <w:t>890 · 445,000 · 약 15일</w:t>
+              <w:t>1.828 · -14.3</w:t>
             </w:r>
           </w:p>
         </w:tc>
@@ -9083,7 +9696,7 @@
                 <w:rFonts w:eastAsia="Malgun Gothic" w:ascii="Malgun Gothic" w:hAnsi="Malgun Gothic"/>
                 <w:sz w:val="18"/>
               </w:rPr>
-              <w:t>보강 계산(Stage C) 칸 수 · 계산 횟수 · 컴퓨터 1대 예상 소요</w:t>
+              <w:t>5항 공식의 하루 수요 기울기 · 절편 (1.6에 없는 것은 절편과 휴무·야간 항)</w:t>
             </w:r>
           </w:p>
         </w:tc>
@@ -9101,7 +9714,7 @@
                 <w:b/>
                 <w:sz w:val="18"/>
               </w:rPr>
-              <w:t>64 · 300</w:t>
+              <w:t>890 · 459,240 · 약 2.9일</w:t>
             </w:r>
           </w:p>
         </w:tc>
@@ -9116,7 +9729,73 @@
                 <w:rFonts w:eastAsia="Malgun Gothic" w:ascii="Malgun Gothic" w:hAnsi="Malgun Gothic"/>
                 <w:sz w:val="18"/>
               </w:rPr>
-              <w:t>검증(Stage D) 새 조건 수 · 칸당 계산 횟수</w:t>
+              <w:t>보강 계산(Stage C) 칸 수 · 계산 건수 · 컴퓨터 1대 실제 소요</w:t>
+            </w:r>
+          </w:p>
+        </w:tc>
+      </w:tr>
+      <w:tr>
+        <w:tc>
+          <w:tcPr>
+            <w:tcW w:type="dxa" w:w="3161"/>
+          </w:tcPr>
+          <w:p>
+            <w:r/>
+            <w:r>
+              <w:rPr>
+                <w:rFonts w:eastAsia="Malgun Gothic" w:ascii="Malgun Gothic" w:hAnsi="Malgun Gothic"/>
+                <w:b/>
+                <w:sz w:val="18"/>
+              </w:rPr>
+              <w:t>48 / 64 · 300 · 43,292</w:t>
+            </w:r>
+          </w:p>
+        </w:tc>
+        <w:tc>
+          <w:tcPr>
+            <w:tcW w:type="dxa" w:w="6136"/>
+          </w:tcPr>
+          <w:p>
+            <w:r/>
+            <w:r>
+              <w:rPr>
+                <w:rFonts w:eastAsia="Malgun Gothic" w:ascii="Malgun Gothic" w:hAnsi="Malgun Gothic"/>
+                <w:sz w:val="18"/>
+              </w:rPr>
+              <w:t>검증(Stage D) 계산한 새 조건 / 전체 · 칸당 계산 횟수 · 계산 건수</w:t>
+            </w:r>
+          </w:p>
+        </w:tc>
+      </w:tr>
+      <w:tr>
+        <w:tc>
+          <w:tcPr>
+            <w:tcW w:type="dxa" w:w="3161"/>
+          </w:tcPr>
+          <w:p>
+            <w:r/>
+            <w:r>
+              <w:rPr>
+                <w:rFonts w:eastAsia="Malgun Gothic" w:ascii="Malgun Gothic" w:hAnsi="Malgun Gothic"/>
+                <w:b/>
+                <w:sz w:val="18"/>
+              </w:rPr>
+              <w:t>21 / 48</w:t>
+            </w:r>
+          </w:p>
+        </w:tc>
+        <w:tc>
+          <w:tcPr>
+            <w:tcW w:type="dxa" w:w="6136"/>
+          </w:tcPr>
+          <w:p>
+            <w:r/>
+            <w:r>
+              <w:rPr>
+                <w:rFonts w:eastAsia="Malgun Gothic" w:ascii="Malgun Gothic" w:hAnsi="Malgun Gothic"/>
+                <w:sz w:val="18"/>
+              </w:rPr>
+              <w:t>검증에서 세 칸 안에 경계가 확정된 조건 (나머지는 범위로)</w:t>
             </w:r>
           </w:p>
         </w:tc>
@@ -9178,7 +9857,7 @@
         <w:rPr>
           <w:rFonts w:eastAsia="Malgun Gothic" w:ascii="Malgun Gothic" w:hAnsi="Malgun Gothic"/>
         </w:rPr>
-        <w:t>이 연구의 가장 정직한 결말은 이렇습니다. 하루 인원 산수만으로는 보이지 않던 한 달 근무표의 제약을 계산으로 드러내고, 어디까지 알았으며 어디부터는 아직 모르는지를 함께 표시하는 것. 세밀 지도가 끝난 지금 그 답은 이렇게 생겼습니다 — 필요 인원의 대부분은 산수이고 규칙이 얹는 몫은 보통 2명이지만, 1.6 어림셈은 시작점이 낮아 거의 모든 조건에서 모자라고, 다섯 항짜리 공식이 그 자리를 훨씬 잘 채웁니다. 다만 이것은 중간판이고, “전국 모든 병원에는 몇 명이 정답이다”로 끝나지 않습니다. 그래서 오히려 오래 남는 결과가 될 수 있습니다.</w:t>
+        <w:t>이 연구의 가장 정직한 결말은 이렇습니다. 하루 인원 산수만으로는 보이지 않던 한 달 근무표의 제약을 계산으로 드러내고, 어디까지 알았으며 어디부터는 아직 모르는지를 함께 표시하는 것. 계산을 모두 마친 지금 그 답은 이렇게 생겼습니다 — 필요 인원의 대부분은 산수이고 규칙이 얹는 몫은 보통 3명이지만, 1.6 어림셈은 시작점이 낮아 거의 모든 조건에서 모자라고, 미리 만든 다섯 항짜리 공식은 처음 보는 조건에서도 그 자리를 훨씬 잘 채웁니다. 다만 95%라는 목표는 평평한 곡선의 천장 바로 위에 있어 새 조건의 절반 남짓에서는 경계를 한 점으로 찍지 못했고, 이 연구는 “전국 모든 병원에는 몇 명이 정답이다”로 끝나지 않습니다. 그래서 오히려 오래 남는 결과가 될 수 있습니다.</w:t>
       </w:r>
     </w:p>
     <w:p>

--- a/docs/간호인력연구_중간보고_3_쉬운설명글.docx
+++ b/docs/간호인력연구_중간보고_3_쉬운설명글.docx
@@ -249,7 +249,7 @@
     </w:p>
     <w:p>
       <w:r>
-        <w:t>검증 단계 D는 64개 조건으로 설계됐습니다. 예측 구간을 정하지 못해 관측하지 않은 16개를 제외하고 48개를 계산했습니다. 아래 분모는 계산한 조건이며 전체 설계나 실제 병동 모집단으로 넓혀 읽을 수 없습니다.</w:t>
+        <w:t>Stage D는 64개 조건으로 설계됐습니다. 예측 구간을 정하지 못해 관측하지 않은 16개를 제외하고 48개를 계산했습니다. 아래 분모는 계산한 조건이며 전체 설계나 실제 병동 모집단으로 넓혀 읽을 수 없습니다.</w:t>
       </w:r>
     </w:p>
     <w:tbl>

--- a/docs/간호인력연구_중간보고_3_쉬운설명글.docx
+++ b/docs/간호인력연구_중간보고_3_쉬운설명글.docx
@@ -1308,7 +1308,7 @@
     </w:p>
     <w:p>
       <w:r>
-        <w:t>투고 전에 연구책임자의 원고 검토, 저자·소속·연구비 정보, 투고지와 공개 자료 범위를 확정해야 합니다. 공모·투고가 접수됐거나 저자 최종 승인이 끝났다는 뜻은 아닙니다.</w:t>
+        <w:t>원고 v0.4와 과학적 최종 검토, Word 본문·커버레터 초안·제출 점검표는 준비됐습니다. 투고 전 저자·소속·연구비 정보, 투고지·공개 범위와 저자 최종 승인을 확정해야 합니다. 실제 접수는 아직 확인되지 않았습니다.</w:t>
       </w:r>
     </w:p>
     <w:sectPr>

--- a/docs/간호인력연구_중간보고_3_쉬운설명글.docx
+++ b/docs/간호인력연구_중간보고_3_쉬운설명글.docx
@@ -1293,6 +1293,154 @@
         <w:pStyle w:val="Heading1"/>
       </w:pPr>
       <w:r>
+        <w:t>배수 척도로 본 결과와 판독기의 통제 검증</w:t>
+      </w:r>
+    </w:p>
+    <w:p>
+      <w:r>
+        <w:t>산술 규칙에 익숙한 독자를 위해 같은 결과를 하루 인원 W에 대한 배수로 적었습니다. 승격 계단 540개에서 규칙만 세어 나오는 산술 하한 N0은 W의 1.67배(중앙값 · 범위 1.46–1.93)였습니다. 이 퍼짐은 야간 상한·휴무·연가·역할 규칙이 조건마다 다르게 만든 것이며, 그래서 1.6배 반올림값이 산술 하한에도 못 미친 계단이 351개였습니다.</w:t>
+      </w:r>
+    </w:p>
+    <w:p>
+      <w:r>
+        <w:t>목표 95%에 도달한 것이 관측된 324개 계단에서 그 첫 인원은 W의 1.79배(중앙값 · 범위 1.54–2.18)였고, 관측 도달 중 173개는 산술 하한 그 자리에서, 278개는 하한 위 세 명 이내에서 도달했습니다. 나머지 216개 계단은 관측 창 안에서 도달한 인원이 없어 더 큰 인원이 필요하다는 것만 압니다. 이것은 유한 표본에서 관측된 첫 도달점이지 확정된 최소 인원이 아니며, 어떤 병동의 권고도 아닙니다.</w:t>
+      </w:r>
+    </w:p>
+    <w:p>
+      <w:r>
+        <w:t>후보 집합 판독기 자체도 정답을 아는 설계 곡선에서 검증했습니다. 관측률이 목표에서 멀 때는 참값을 98.0% 담았지만, 모든 인원 구간이 목표의 표본오차 안에 있을 때는 54.6%만 담았고, 단일 후보가 참값을 맞힌 비율도 97.1%에서 56.1%로 떨어졌습니다. 이 수치는 설계 곡선에 한정되며, 판독기가 관측률에는 완전하지만 표본오차를 뚫지는 못한다는 점을 보여줍니다.</w:t>
+      </w:r>
+    </w:p>
+    <w:tbl>
+      <w:tblPr>
+        <w:tblW w:type="auto" w:w="0"/>
+        <w:tblLayout w:type="fixed"/>
+        <w:tblLook w:firstColumn="1" w:firstRow="1" w:lastColumn="0" w:lastRow="0" w:noHBand="0" w:noVBand="1" w:val="04A0"/>
+        <w:tblBorders>
+          <w:top w:val="single" w:sz="4" w:color="D9D9D9"/>
+          <w:left w:val="single" w:sz="4" w:color="D9D9D9"/>
+          <w:bottom w:val="single" w:sz="4" w:color="D9D9D9"/>
+          <w:right w:val="single" w:sz="4" w:color="D9D9D9"/>
+          <w:insideH w:val="single" w:sz="4" w:color="D9D9D9"/>
+          <w:insideV w:val="single" w:sz="4" w:color="D9D9D9"/>
+        </w:tblBorders>
+      </w:tblPr>
+      <w:tblGrid>
+        <w:gridCol w:w="2948"/>
+        <w:gridCol w:w="6463"/>
+      </w:tblGrid>
+      <w:tr>
+        <w:trPr>
+          <w:tblHeader/>
+        </w:trPr>
+        <w:tc>
+          <w:tcPr>
+            <w:tcW w:type="dxa" w:w="2948"/>
+            <w:vAlign w:val="center"/>
+            <w:tcMar>
+              <w:top w:w="100" w:type="dxa"/>
+              <w:left w:w="100" w:type="dxa"/>
+              <w:bottom w:w="100" w:type="dxa"/>
+              <w:right w:w="100" w:type="dxa"/>
+            </w:tcMar>
+            <w:shd w:fill="E5EDF1"/>
+          </w:tcPr>
+          <w:p>
+            <w:pPr>
+              <w:spacing w:after="60"/>
+            </w:pPr>
+            <w:r>
+              <w:rPr>
+                <w:b/>
+                <w:sz w:val="20"/>
+              </w:rPr>
+              <w:t>이런 질문이 나올 수 있어요</w:t>
+            </w:r>
+          </w:p>
+        </w:tc>
+        <w:tc>
+          <w:tcPr>
+            <w:tcW w:type="dxa" w:w="6463"/>
+            <w:vAlign w:val="center"/>
+            <w:tcMar>
+              <w:top w:w="100" w:type="dxa"/>
+              <w:left w:w="100" w:type="dxa"/>
+              <w:bottom w:w="100" w:type="dxa"/>
+              <w:right w:w="100" w:type="dxa"/>
+            </w:tcMar>
+            <w:shd w:fill="E5EDF1"/>
+          </w:tcPr>
+          <w:p>
+            <w:pPr>
+              <w:spacing w:after="60"/>
+            </w:pPr>
+            <w:r>
+              <w:rPr>
+                <w:b/>
+                <w:sz w:val="20"/>
+              </w:rPr>
+              <w:t>쉬운 설명</w:t>
+            </w:r>
+          </w:p>
+        </w:tc>
+      </w:tr>
+      <w:tr>
+        <w:tc>
+          <w:tcPr>
+            <w:tcW w:type="dxa" w:w="2948"/>
+            <w:vAlign w:val="center"/>
+            <w:tcMar>
+              <w:top w:w="100" w:type="dxa"/>
+              <w:left w:w="100" w:type="dxa"/>
+              <w:bottom w:w="100" w:type="dxa"/>
+              <w:right w:w="100" w:type="dxa"/>
+            </w:tcMar>
+          </w:tcPr>
+          <w:p>
+            <w:pPr>
+              <w:spacing w:after="60"/>
+            </w:pPr>
+            <w:r>
+              <w:rPr>
+                <w:b w:val="0"/>
+                <w:sz w:val="20"/>
+              </w:rPr>
+              <w:t>그래서 1.6이 아니면 몇을 곱해야 하나요</w:t>
+            </w:r>
+          </w:p>
+        </w:tc>
+        <w:tc>
+          <w:tcPr>
+            <w:tcW w:type="dxa" w:w="6463"/>
+            <w:vAlign w:val="center"/>
+            <w:tcMar>
+              <w:top w:w="100" w:type="dxa"/>
+              <w:left w:w="100" w:type="dxa"/>
+              <w:bottom w:w="100" w:type="dxa"/>
+              <w:right w:w="100" w:type="dxa"/>
+            </w:tcMar>
+          </w:tcPr>
+          <w:p>
+            <w:pPr>
+              <w:spacing w:after="60"/>
+            </w:pPr>
+            <w:r>
+              <w:rPr>
+                <w:b w:val="0"/>
+                <w:sz w:val="20"/>
+              </w:rPr>
+              <w:t>이 합성 상자에서는 규칙을 세어 나온 하한이 이미 1.5~1.9배였고 도달이 관측된 곳은 1.7~1.9배 부근이었습니다. 다만 하나의 배수보다 병동 규칙으로 하한을 세는 것이 먼저이며, 배수 표를 만드는 것은 후속 연구입니다.</w:t>
+            </w:r>
+          </w:p>
+        </w:tc>
+      </w:tr>
+    </w:tbl>
+    <w:p/>
+    <w:p>
+      <w:pPr>
+        <w:pStyle w:val="Heading1"/>
+      </w:pPr>
+      <w:r>
         <w:t>논문에 남기는 결론</w:t>
       </w:r>
     </w:p>
@@ -1308,7 +1456,12 @@
     </w:p>
     <w:p>
       <w:r>
-        <w:t>원고 v0.4와 과학적 최종 검토, Word 본문·커버레터 초안·제출 점검표는 준비됐습니다. 투고 전 저자·소속·연구비 정보, 투고지·공개 범위와 저자 최종 승인을 확정해야 합니다. 실제 접수는 아직 확인되지 않았습니다.</w:t>
+        <w:t>2026년 9월 20일, 1편(세 수요 원형의 확증 실험)과 2편(조건 공간 계산과 판독 정정)을 하나의 국문 원고로 합쳐 대한간호학회지 투고본을 준비했습니다. 본문에는 핵심 표 3개와 그림 2개만 두고, 두 편의 방법·결과 전문은 보충자료로 붙였습니다. 모든 숫자는 봉인 산출물에서 자동으로 채워지며 손으로 옮긴 숫자는 없습니다.</w:t>
+      </w:r>
+    </w:p>
+    <w:p>
+      <w:r>
+        <w:t>투고 전 남은 것은 연구책임자 몫입니다: 저자·소속·ORCID·교신 정보, 기관 IRB 심의 면제 확인, 이해상충 문안 재서명, 연구비 문안, 국문 초록 요건 확인. 실제 접수는 아직 확인되지 않았습니다. 후속 연구는 「규칙 파라미터에 따른 배수 표」를 목표로 구상 단계에 있습니다.</w:t>
       </w:r>
     </w:p>
     <w:sectPr>
